--- a/assets/downloads/simulation-15/rubric-unconscious-basketball.docx
+++ b/assets/downloads/simulation-15/rubric-unconscious-basketball.docx
@@ -1,6 +1,6 @@
 
 <file path=word/document.xml><?xml version="1.0" encoding="utf-8"?>
-<w:document xmlns:wpc="http://schemas.microsoft.com/office/word/2010/wordprocessingCanvas" xmlns:cx="http://schemas.microsoft.com/office/drawing/2014/chartex" xmlns:cx1="http://schemas.microsoft.com/office/drawing/2015/9/8/chartex" xmlns:cx2="http://schemas.microsoft.com/office/drawing/2015/10/21/chartex" xmlns:cx3="http://schemas.microsoft.com/office/drawing/2016/5/9/chartex" xmlns:cx4="http://schemas.microsoft.com/office/drawing/2016/5/10/chartex" xmlns:cx5="http://schemas.microsoft.com/office/drawing/2016/5/11/chartex" xmlns:cx6="http://schemas.microsoft.com/office/drawing/2016/5/12/chartex" xmlns:cx7="http://schemas.microsoft.com/office/drawing/2016/5/13/chartex" xmlns:cx8="http://schemas.microsoft.com/office/drawing/2016/5/14/chartex" xmlns:mc="http://schemas.openxmlformats.org/markup-compatibility/2006" xmlns:aink="http://schemas.microsoft.com/office/drawing/2016/ink" xmlns:am3d="http://schemas.microsoft.com/office/drawing/2017/model3d" xmlns:o="urn:schemas-microsoft-com:office:office" xmlns:oel="http://schemas.microsoft.com/office/2019/extlst" xmlns:r="http://schemas.openxmlformats.org/officeDocument/2006/relationships" xmlns:m="http://schemas.openxmlformats.org/officeDocument/2006/math" xmlns:v="urn:schemas-microsoft-com:vml" xmlns:wp14="http://schemas.microsoft.com/office/word/2010/wordprocessingDrawing" xmlns:wp="http://schemas.openxmlformats.org/drawingml/2006/wordprocessingDrawing" xmlns:w10="urn:schemas-microsoft-com:office:word" xmlns:w="http://schemas.openxmlformats.org/wordprocessingml/2006/main" xmlns:w14="http://schemas.microsoft.com/office/word/2010/wordml" xmlns:w15="http://schemas.microsoft.com/office/word/2012/wordml" xmlns:w16cei="http://schemas.microsoft.com/office/word/2026/wordml/cei" xmlns:w16cex="http://schemas.microsoft.com/office/word/2018/wordml/cex" xmlns:w16cid="http://schemas.microsoft.com/office/word/2016/wordml/cid" xmlns:w16="http://schemas.microsoft.com/office/word/2018/wordml" xmlns:w16du="http://schemas.microsoft.com/office/word/2023/wordml/word16du" xmlns:w16sdtdh="http://schemas.microsoft.com/office/word/2020/wordml/sdtdatahash" xmlns:w16sdtfl="http://schemas.microsoft.com/office/word/2024/wordml/sdtformatlock" xmlns:w16se="http://schemas.microsoft.com/office/word/2015/wordml/symex" xmlns:wpg="http://schemas.microsoft.com/office/word/2010/wordprocessingGroup" xmlns:wpi="http://schemas.microsoft.com/office/word/2010/wordprocessingInk" xmlns:wne="http://schemas.microsoft.com/office/word/2006/wordml" xmlns:wps="http://schemas.microsoft.com/office/word/2010/wordprocessingShape" mc:Ignorable="w14 w15 w16se w16cid w16 w16cex w16sdtdh w16sdtfl w16du wp14">
+<w:document xmlns:wpc="http://schemas.microsoft.com/office/word/2010/wordprocessingCanvas" xmlns:cx="http://schemas.microsoft.com/office/drawing/2014/chartex" xmlns:cx1="http://schemas.microsoft.com/office/drawing/2015/9/8/chartex" xmlns:cx2="http://schemas.microsoft.com/office/drawing/2015/10/21/chartex" xmlns:cx3="http://schemas.microsoft.com/office/drawing/2016/5/9/chartex" xmlns:cx4="http://schemas.microsoft.com/office/drawing/2016/5/10/chartex" xmlns:cx5="http://schemas.microsoft.com/office/drawing/2016/5/11/chartex" xmlns:cx6="http://schemas.microsoft.com/office/drawing/2016/5/12/chartex" xmlns:cx7="http://schemas.microsoft.com/office/drawing/2016/5/13/chartex" xmlns:cx8="http://schemas.microsoft.com/office/drawing/2016/5/14/chartex" xmlns:mc="http://schemas.openxmlformats.org/markup-compatibility/2006" xmlns:aink="http://schemas.microsoft.com/office/drawing/2016/ink" xmlns:am3d="http://schemas.microsoft.com/office/drawing/2017/model3d" xmlns:o="urn:schemas-microsoft-com:office:office" xmlns:oel="http://schemas.microsoft.com/office/2019/extlst" xmlns:r="http://schemas.openxmlformats.org/officeDocument/2006/relationships" xmlns:m="http://schemas.openxmlformats.org/officeDocument/2006/math" xmlns:v="urn:schemas-microsoft-com:vml" xmlns:wp14="http://schemas.microsoft.com/office/word/2010/wordprocessingDrawing" xmlns:wp="http://schemas.openxmlformats.org/drawingml/2006/wordprocessingDrawing" xmlns:w10="urn:schemas-microsoft-com:office:word" xmlns:w="http://schemas.openxmlformats.org/wordprocessingml/2006/main" xmlns:w14="http://schemas.microsoft.com/office/word/2010/wordml" xmlns:w15="http://schemas.microsoft.com/office/word/2012/wordml" xmlns:w16cex="http://schemas.microsoft.com/office/word/2018/wordml/cex" xmlns:w16cid="http://schemas.microsoft.com/office/word/2016/wordml/cid" xmlns:w16="http://schemas.microsoft.com/office/word/2018/wordml" xmlns:w16du="http://schemas.microsoft.com/office/word/2023/wordml/word16du" xmlns:w16sdtdh="http://schemas.microsoft.com/office/word/2020/wordml/sdtdatahash" xmlns:w16sdtfl="http://schemas.microsoft.com/office/word/2024/wordml/sdtformatlock" xmlns:w16se="http://schemas.microsoft.com/office/word/2015/wordml/symex" xmlns:wpg="http://schemas.microsoft.com/office/word/2010/wordprocessingGroup" xmlns:wpi="http://schemas.microsoft.com/office/word/2010/wordprocessingInk" xmlns:wne="http://schemas.microsoft.com/office/word/2006/wordml" xmlns:wps="http://schemas.microsoft.com/office/word/2010/wordprocessingShape" mc:Ignorable="w14 w15 w16se w16cid w16 w16cex w16sdtdh w16sdtfl w16du wp14">
   <w:body>
     <w:p>
       <w:pPr>
@@ -15,19 +15,15 @@
       </w:pPr>
       <w:r>
         <w:rPr>
-          <w:rFonts w:ascii="Aptos" w:hAnsi="Aptos" w:eastAsia="Aptos" w:cs="Aptos"/>
+          <w:rFonts w:ascii="Aptos" w:eastAsia="Aptos" w:hAnsi="Aptos"/>
           <w:color w:val="000000"/>
-          <w:sz w:val="40"/>
-          <w:szCs w:val="40"/>
         </w:rPr>
         <w:t xml:space="preserve">Rubric: </w:t>
       </w:r>
       <w:r>
         <w:rPr>
-          <w:rFonts w:ascii="Aptos" w:hAnsi="Aptos" w:eastAsia="Aptos" w:cs="Aptos"/>
+          <w:rFonts w:ascii="Aptos" w:eastAsia="Aptos" w:hAnsi="Aptos"/>
           <w:color w:val="000000"/>
-          <w:sz w:val="40"/>
-          <w:szCs w:val="40"/>
         </w:rPr>
         <w:t>Unconscious Basketball</w:t>
       </w:r>
@@ -35,17 +31,18 @@
     <w:tbl>
       <w:tblPr>
         <w:tblStyle w:val="TableGrid"/>
-        <w:tblW w:w="5000" w:type="pct"/>
+        <w:tblW w:w="5235" w:type="pct"/>
         <w:tblLook w:val="04A0" w:firstRow="1" w:lastRow="0" w:firstColumn="1" w:lastColumn="0" w:noHBand="0" w:noVBand="1"/>
       </w:tblPr>
       <w:tblGrid>
         <w:gridCol w:w="1458"/>
         <w:gridCol w:w="540"/>
-        <w:gridCol w:w="2486"/>
-        <w:gridCol w:w="214"/>
-        <w:gridCol w:w="900"/>
-        <w:gridCol w:w="720"/>
-        <w:gridCol w:w="3258"/>
+        <w:gridCol w:w="2700"/>
+        <w:gridCol w:w="360"/>
+        <w:gridCol w:w="1710"/>
+        <w:gridCol w:w="90"/>
+        <w:gridCol w:w="3162"/>
+        <w:gridCol w:w="6"/>
       </w:tblGrid>
       <w:tr>
         <w:trPr>
@@ -73,7 +70,6 @@
             </w:pPr>
             <w:r>
               <w:rPr>
-                <w:rFonts w:ascii="Aptos" w:hAnsi="Aptos" w:eastAsia="Aptos" w:cs="Aptos"/>
                 <w:color w:val="000000"/>
                 <w:sz w:val="24"/>
                 <w:szCs w:val="24"/>
@@ -85,7 +81,7 @@
         <w:tc>
           <w:tcPr>
             <w:tcW w:w="3240" w:type="dxa"/>
-            <w:gridSpan w:val="3"/>
+            <w:gridSpan w:val="2"/>
             <w:tcBorders>
               <w:top w:val="nil"/>
               <w:left w:val="nil"/>
@@ -107,7 +103,7 @@
         </w:tc>
         <w:tc>
           <w:tcPr>
-            <w:tcW w:w="1620" w:type="dxa"/>
+            <w:tcW w:w="2070" w:type="dxa"/>
             <w:gridSpan w:val="2"/>
             <w:tcBorders>
               <w:top w:val="nil"/>
@@ -128,7 +124,6 @@
             </w:pPr>
             <w:r>
               <w:rPr>
-                <w:rFonts w:ascii="Aptos" w:hAnsi="Aptos" w:eastAsia="Aptos" w:cs="Aptos"/>
                 <w:color w:val="000000"/>
                 <w:sz w:val="24"/>
                 <w:szCs w:val="24"/>
@@ -140,6 +135,7 @@
         <w:tc>
           <w:tcPr>
             <w:tcW w:w="3258" w:type="dxa"/>
+            <w:gridSpan w:val="3"/>
             <w:tcBorders>
               <w:top w:val="nil"/>
               <w:left w:val="nil"/>
@@ -162,6 +158,8 @@
       </w:tr>
       <w:tr>
         <w:trPr>
+          <w:gridAfter w:val="1"/>
+          <w:wAfter w:w="6" w:type="dxa"/>
           <w:trHeight w:val="300"/>
         </w:trPr>
         <w:tc>
@@ -185,7 +183,6 @@
             </w:pPr>
             <w:r>
               <w:rPr>
-                <w:rFonts w:ascii="Aptos" w:hAnsi="Aptos" w:eastAsia="Aptos" w:cs="Aptos"/>
                 <w:b/>
                 <w:bCs/>
                 <w:color w:val="FFFFFF" w:themeColor="background1"/>
@@ -198,38 +195,7 @@
         </w:tc>
         <w:tc>
           <w:tcPr>
-            <w:tcW w:w="2486" w:type="dxa"/>
-            <w:shd w:val="clear" w:color="auto" w:fill="A73023"/>
-          </w:tcPr>
-          <w:p>
-            <w:pPr>
-              <w:spacing w:after="0" w:line="240" w:lineRule="auto"/>
-              <w:ind w:left="144" w:hanging="144"/>
-              <w:rPr>
-                <w:rFonts w:ascii="Times New Roman" w:hAnsi="Times New Roman"/>
-                <w:b/>
-                <w:bCs/>
-                <w:color w:val="FFFFFF" w:themeColor="background1"/>
-                <w:sz w:val="24"/>
-                <w:szCs w:val="24"/>
-              </w:rPr>
-            </w:pPr>
-            <w:r>
-              <w:rPr>
-                <w:rFonts w:ascii="Aptos" w:hAnsi="Aptos" w:eastAsia="Aptos" w:cs="Aptos"/>
-                <w:b/>
-                <w:bCs/>
-                <w:color w:val="FFFFFF" w:themeColor="background1"/>
-                <w:sz w:val="24"/>
-                <w:szCs w:val="24"/>
-              </w:rPr>
-              <w:t>DESCRIPTION</w:t>
-            </w:r>
-          </w:p>
-        </w:tc>
-        <w:tc>
-          <w:tcPr>
-            <w:tcW w:w="1114" w:type="dxa"/>
+            <w:tcW w:w="3060" w:type="dxa"/>
             <w:gridSpan w:val="2"/>
             <w:shd w:val="clear" w:color="auto" w:fill="A73023"/>
           </w:tcPr>
@@ -248,20 +214,19 @@
             </w:pPr>
             <w:r>
               <w:rPr>
-                <w:rFonts w:ascii="Aptos" w:hAnsi="Aptos" w:eastAsia="Aptos" w:cs="Aptos"/>
                 <w:b/>
                 <w:bCs/>
                 <w:color w:val="FFFFFF" w:themeColor="background1"/>
                 <w:sz w:val="24"/>
                 <w:szCs w:val="24"/>
               </w:rPr>
-              <w:t>SCORE</w:t>
+              <w:t>DESCRIPTION</w:t>
             </w:r>
           </w:p>
         </w:tc>
         <w:tc>
           <w:tcPr>
-            <w:tcW w:w="3978" w:type="dxa"/>
+            <w:tcW w:w="1800" w:type="dxa"/>
             <w:gridSpan w:val="2"/>
             <w:shd w:val="clear" w:color="auto" w:fill="A73023"/>
           </w:tcPr>
@@ -280,7 +245,36 @@
             </w:pPr>
             <w:r>
               <w:rPr>
-                <w:rFonts w:ascii="Aptos" w:hAnsi="Aptos" w:eastAsia="Aptos" w:cs="Aptos"/>
+                <w:b/>
+                <w:bCs/>
+                <w:color w:val="FFFFFF" w:themeColor="background1"/>
+                <w:sz w:val="24"/>
+                <w:szCs w:val="24"/>
+              </w:rPr>
+              <w:t>SCORE</w:t>
+            </w:r>
+          </w:p>
+        </w:tc>
+        <w:tc>
+          <w:tcPr>
+            <w:tcW w:w="3162" w:type="dxa"/>
+            <w:shd w:val="clear" w:color="auto" w:fill="A73023"/>
+          </w:tcPr>
+          <w:p>
+            <w:pPr>
+              <w:spacing w:after="0" w:line="240" w:lineRule="auto"/>
+              <w:ind w:left="144" w:hanging="144"/>
+              <w:rPr>
+                <w:rFonts w:ascii="Times New Roman" w:hAnsi="Times New Roman"/>
+                <w:b/>
+                <w:bCs/>
+                <w:color w:val="FFFFFF" w:themeColor="background1"/>
+                <w:sz w:val="24"/>
+                <w:szCs w:val="24"/>
+              </w:rPr>
+            </w:pPr>
+            <w:r>
+              <w:rPr>
                 <w:b/>
                 <w:bCs/>
                 <w:color w:val="FFFFFF" w:themeColor="background1"/>
@@ -294,6 +288,8 @@
       </w:tr>
       <w:tr>
         <w:trPr>
+          <w:gridAfter w:val="1"/>
+          <w:wAfter w:w="6" w:type="dxa"/>
           <w:trHeight w:val="1008"/>
         </w:trPr>
         <w:tc>
@@ -309,18 +305,13 @@
               <w:rPr>
                 <w:rFonts w:ascii="Times New Roman" w:hAnsi="Times New Roman"/>
                 <w:color w:val="000000"/>
-                <w:sz w:val="24"/>
-                <w:szCs w:val="24"/>
               </w:rPr>
             </w:pPr>
             <w:r>
               <w:rPr>
-                <w:rFonts w:ascii="Aptos" w:eastAsia="Aptos" w:hAnsi="Aptos" w:cs="Aptos"/>
                 <w:bCs/>
                 <w:color w:val="000000"/>
                 <w:kern w:val="0"/>
-                <w:sz w:val="24"/>
-                <w:szCs w:val="24"/>
               </w:rPr>
               <w:t>Safety</w:t>
             </w:r>
@@ -328,57 +319,7 @@
         </w:tc>
         <w:tc>
           <w:tcPr>
-            <w:tcW w:w="2486" w:type="dxa"/>
-          </w:tcPr>
-          <w:p>
-            <w:pPr>
-              <w:spacing w:after="0" w:line="240" w:lineRule="auto"/>
-              <w:ind w:left="144" w:hanging="144"/>
-              <w:rPr>
-                <w:rFonts w:ascii="Times New Roman" w:hAnsi="Times New Roman"/>
-                <w:color w:val="000000"/>
-                <w:sz w:val="24"/>
-                <w:szCs w:val="24"/>
-              </w:rPr>
-            </w:pPr>
-            <w:r>
-              <w:rPr>
-                <w:rFonts w:ascii="Aptos" w:eastAsia="Aptos" w:hAnsi="Aptos" w:cs="Aptos"/>
-                <w:bCs/>
-                <w:color w:val="000000"/>
-                <w:kern w:val="0"/>
-                <w:sz w:val="24"/>
-                <w:szCs w:val="24"/>
-              </w:rPr>
-              <w:t>Assumed</w:t>
-            </w:r>
-            <w:r>
-              <w:rPr>
-                <w:rFonts w:ascii="Aptos" w:eastAsia="Aptos" w:hAnsi="Aptos" w:cs="Aptos"/>
-                <w:bCs/>
-                <w:color w:val="000000"/>
-                <w:kern w:val="0"/>
-                <w:sz w:val="24"/>
-                <w:szCs w:val="24"/>
-              </w:rPr>
-              <w:t>,</w:t>
-            </w:r>
-            <w:r>
-              <w:rPr>
-                <w:rFonts w:ascii="Aptos" w:eastAsia="Aptos" w:hAnsi="Aptos" w:cs="Aptos"/>
-                <w:bCs/>
-                <w:color w:val="000000"/>
-                <w:kern w:val="0"/>
-                <w:sz w:val="24"/>
-                <w:szCs w:val="24"/>
-              </w:rPr>
-              <w:t xml:space="preserve"> but provider is safe, performs safe actions, and considers patient safety</w:t>
-            </w:r>
-          </w:p>
-        </w:tc>
-        <w:tc>
-          <w:tcPr>
-            <w:tcW w:w="1114" w:type="dxa"/>
+            <w:tcW w:w="3060" w:type="dxa"/>
             <w:gridSpan w:val="2"/>
           </w:tcPr>
           <w:p>
@@ -388,15 +329,21 @@
               <w:rPr>
                 <w:rFonts w:ascii="Times New Roman" w:hAnsi="Times New Roman"/>
                 <w:color w:val="000000"/>
-                <w:sz w:val="24"/>
-                <w:szCs w:val="24"/>
               </w:rPr>
             </w:pPr>
+            <w:r>
+              <w:rPr>
+                <w:bCs/>
+                <w:color w:val="000000"/>
+                <w:kern w:val="0"/>
+              </w:rPr>
+              <w:t>Assumed, but provider is safe, performs safe actions, and considers patient safety</w:t>
+            </w:r>
           </w:p>
         </w:tc>
         <w:tc>
           <w:tcPr>
-            <w:tcW w:w="3978" w:type="dxa"/>
+            <w:tcW w:w="1800" w:type="dxa"/>
             <w:gridSpan w:val="2"/>
           </w:tcPr>
           <w:p>
@@ -406,8 +353,21 @@
               <w:rPr>
                 <w:rFonts w:ascii="Times New Roman" w:hAnsi="Times New Roman"/>
                 <w:color w:val="000000"/>
-                <w:sz w:val="24"/>
-                <w:szCs w:val="24"/>
+              </w:rPr>
+            </w:pPr>
+          </w:p>
+        </w:tc>
+        <w:tc>
+          <w:tcPr>
+            <w:tcW w:w="3162" w:type="dxa"/>
+          </w:tcPr>
+          <w:p>
+            <w:pPr>
+              <w:spacing w:after="0" w:line="240" w:lineRule="auto"/>
+              <w:ind w:left="144" w:hanging="144"/>
+              <w:rPr>
+                <w:rFonts w:ascii="Times New Roman" w:hAnsi="Times New Roman"/>
+                <w:color w:val="000000"/>
               </w:rPr>
             </w:pPr>
           </w:p>
@@ -415,6 +375,8 @@
       </w:tr>
       <w:tr>
         <w:trPr>
+          <w:gridAfter w:val="1"/>
+          <w:wAfter w:w="6" w:type="dxa"/>
           <w:trHeight w:val="692"/>
         </w:trPr>
         <w:tc>
@@ -430,18 +392,13 @@
               <w:rPr>
                 <w:rFonts w:ascii="Times New Roman" w:hAnsi="Times New Roman"/>
                 <w:color w:val="000000"/>
-                <w:sz w:val="24"/>
-                <w:szCs w:val="24"/>
               </w:rPr>
             </w:pPr>
             <w:r>
               <w:rPr>
-                <w:rFonts w:ascii="Aptos" w:eastAsia="Aptos" w:hAnsi="Aptos" w:cs="Aptos"/>
                 <w:bCs/>
                 <w:color w:val="000000"/>
                 <w:kern w:val="0"/>
-                <w:sz w:val="24"/>
-                <w:szCs w:val="24"/>
               </w:rPr>
               <w:t>Pulse, breathing, and responsiveness (PBR)</w:t>
             </w:r>
@@ -449,57 +406,7 @@
         </w:tc>
         <w:tc>
           <w:tcPr>
-            <w:tcW w:w="2486" w:type="dxa"/>
-          </w:tcPr>
-          <w:p>
-            <w:pPr>
-              <w:spacing w:after="0" w:line="240" w:lineRule="auto"/>
-              <w:ind w:left="144" w:hanging="144"/>
-              <w:rPr>
-                <w:rFonts w:ascii="Times New Roman" w:hAnsi="Times New Roman"/>
-                <w:color w:val="000000"/>
-                <w:sz w:val="24"/>
-                <w:szCs w:val="24"/>
-              </w:rPr>
-            </w:pPr>
-            <w:r>
-              <w:rPr>
-                <w:rFonts w:ascii="Aptos" w:eastAsia="Aptos" w:hAnsi="Aptos" w:cs="Aptos"/>
-                <w:bCs/>
-                <w:color w:val="000000"/>
-                <w:kern w:val="0"/>
-                <w:sz w:val="24"/>
-                <w:szCs w:val="24"/>
-              </w:rPr>
-              <w:t xml:space="preserve">Assessment begins with PBR within </w:t>
-            </w:r>
-            <w:r>
-              <w:rPr>
-                <w:rFonts w:ascii="Aptos" w:eastAsia="Aptos" w:hAnsi="Aptos" w:cs="Aptos"/>
-                <w:bCs/>
-                <w:color w:val="000000"/>
-                <w:kern w:val="0"/>
-                <w:sz w:val="24"/>
-                <w:szCs w:val="24"/>
-              </w:rPr>
-              <w:t>30 sec</w:t>
-            </w:r>
-            <w:r>
-              <w:rPr>
-                <w:rFonts w:ascii="Aptos" w:eastAsia="Aptos" w:hAnsi="Aptos" w:cs="Aptos"/>
-                <w:bCs/>
-                <w:color w:val="000000"/>
-                <w:kern w:val="0"/>
-                <w:sz w:val="24"/>
-                <w:szCs w:val="24"/>
-              </w:rPr>
-              <w:t xml:space="preserve"> of collapse</w:t>
-            </w:r>
-          </w:p>
-        </w:tc>
-        <w:tc>
-          <w:tcPr>
-            <w:tcW w:w="1114" w:type="dxa"/>
+            <w:tcW w:w="3060" w:type="dxa"/>
             <w:gridSpan w:val="2"/>
           </w:tcPr>
           <w:p>
@@ -509,15 +416,21 @@
               <w:rPr>
                 <w:rFonts w:ascii="Times New Roman" w:hAnsi="Times New Roman"/>
                 <w:color w:val="000000"/>
-                <w:sz w:val="24"/>
-                <w:szCs w:val="24"/>
               </w:rPr>
             </w:pPr>
+            <w:r>
+              <w:rPr>
+                <w:bCs/>
+                <w:color w:val="000000"/>
+                <w:kern w:val="0"/>
+              </w:rPr>
+              <w:t>Assessment begins with PBR within 30 sec of collapse</w:t>
+            </w:r>
           </w:p>
         </w:tc>
         <w:tc>
           <w:tcPr>
-            <w:tcW w:w="3978" w:type="dxa"/>
+            <w:tcW w:w="1800" w:type="dxa"/>
             <w:gridSpan w:val="2"/>
           </w:tcPr>
           <w:p>
@@ -527,8 +440,21 @@
               <w:rPr>
                 <w:rFonts w:ascii="Times New Roman" w:hAnsi="Times New Roman"/>
                 <w:color w:val="000000"/>
-                <w:sz w:val="24"/>
-                <w:szCs w:val="24"/>
+              </w:rPr>
+            </w:pPr>
+          </w:p>
+        </w:tc>
+        <w:tc>
+          <w:tcPr>
+            <w:tcW w:w="3162" w:type="dxa"/>
+          </w:tcPr>
+          <w:p>
+            <w:pPr>
+              <w:spacing w:after="0" w:line="240" w:lineRule="auto"/>
+              <w:ind w:left="144" w:hanging="144"/>
+              <w:rPr>
+                <w:rFonts w:ascii="Times New Roman" w:hAnsi="Times New Roman"/>
+                <w:color w:val="000000"/>
               </w:rPr>
             </w:pPr>
           </w:p>
@@ -536,6 +462,8 @@
       </w:tr>
       <w:tr>
         <w:trPr>
+          <w:gridAfter w:val="1"/>
+          <w:wAfter w:w="6" w:type="dxa"/>
           <w:trHeight w:val="1008"/>
         </w:trPr>
         <w:tc>
@@ -551,143 +479,21 @@
               <w:rPr>
                 <w:rFonts w:ascii="Times New Roman" w:hAnsi="Times New Roman"/>
                 <w:color w:val="000000"/>
-                <w:sz w:val="24"/>
-                <w:szCs w:val="24"/>
               </w:rPr>
             </w:pPr>
             <w:r>
               <w:rPr>
-                <w:rFonts w:ascii="Aptos" w:eastAsia="Aptos" w:hAnsi="Aptos" w:cs="Aptos"/>
                 <w:bCs/>
                 <w:color w:val="000000"/>
                 <w:kern w:val="0"/>
-                <w:sz w:val="24"/>
-                <w:szCs w:val="24"/>
               </w:rPr>
-              <w:lastRenderedPageBreak/>
-              <w:t xml:space="preserve">Airway and </w:t>
-            </w:r>
-            <w:r>
-              <w:rPr>
-                <w:rFonts w:ascii="Aptos" w:eastAsia="Aptos" w:hAnsi="Aptos" w:cs="Aptos"/>
-                <w:bCs/>
-                <w:color w:val="000000"/>
-                <w:kern w:val="0"/>
-                <w:sz w:val="24"/>
-                <w:szCs w:val="24"/>
-              </w:rPr>
-              <w:t>b</w:t>
-            </w:r>
-            <w:r>
-              <w:rPr>
-                <w:rFonts w:ascii="Aptos" w:eastAsia="Aptos" w:hAnsi="Aptos" w:cs="Aptos"/>
-                <w:bCs/>
-                <w:color w:val="000000"/>
-                <w:kern w:val="0"/>
-                <w:sz w:val="24"/>
-                <w:szCs w:val="24"/>
-              </w:rPr>
-              <w:t>reathing</w:t>
+              <w:t>Airway and breathing</w:t>
             </w:r>
           </w:p>
         </w:tc>
         <w:tc>
           <w:tcPr>
-            <w:tcW w:w="2486" w:type="dxa"/>
-          </w:tcPr>
-          <w:p>
-            <w:pPr>
-              <w:spacing w:after="0" w:line="240" w:lineRule="auto"/>
-              <w:ind w:left="144" w:hanging="144"/>
-              <w:rPr>
-                <w:rFonts w:ascii="Times New Roman" w:hAnsi="Times New Roman"/>
-                <w:color w:val="000000"/>
-                <w:sz w:val="24"/>
-                <w:szCs w:val="24"/>
-              </w:rPr>
-            </w:pPr>
-            <w:r>
-              <w:rPr>
-                <w:rFonts w:ascii="Aptos" w:eastAsia="Aptos" w:hAnsi="Aptos" w:cs="Aptos"/>
-                <w:bCs/>
-                <w:color w:val="000000"/>
-                <w:kern w:val="0"/>
-                <w:sz w:val="24"/>
-                <w:szCs w:val="24"/>
-              </w:rPr>
-              <w:t>Ensures the airway is open, resolves snoring respirations; looks in mouth; uses jaw-thrust maneuver if spinal injury is suspected</w:t>
-            </w:r>
-            <w:r>
-              <w:rPr>
-                <w:rFonts w:ascii="Aptos" w:eastAsia="Aptos" w:hAnsi="Aptos" w:cs="Aptos"/>
-                <w:bCs/>
-                <w:color w:val="000000"/>
-                <w:kern w:val="0"/>
-                <w:sz w:val="24"/>
-                <w:szCs w:val="24"/>
-              </w:rPr>
-              <w:t>—</w:t>
-            </w:r>
-            <w:r>
-              <w:rPr>
-                <w:rFonts w:ascii="Aptos" w:eastAsia="Aptos" w:hAnsi="Aptos" w:cs="Aptos"/>
-                <w:bCs/>
-                <w:color w:val="000000"/>
-                <w:kern w:val="0"/>
-                <w:sz w:val="24"/>
-                <w:szCs w:val="24"/>
-              </w:rPr>
-              <w:t xml:space="preserve">congruent with holding </w:t>
-            </w:r>
-            <w:r>
-              <w:rPr>
-                <w:rFonts w:ascii="Aptos" w:eastAsia="Aptos" w:hAnsi="Aptos" w:cs="Aptos"/>
-                <w:bCs/>
-                <w:color w:val="000000"/>
-                <w:kern w:val="0"/>
-                <w:sz w:val="24"/>
-                <w:szCs w:val="24"/>
-              </w:rPr>
-              <w:t>C</w:t>
-            </w:r>
-            <w:r>
-              <w:rPr>
-                <w:rFonts w:ascii="Aptos" w:eastAsia="Aptos" w:hAnsi="Aptos" w:cs="Aptos"/>
-                <w:bCs/>
-                <w:color w:val="000000"/>
-                <w:kern w:val="0"/>
-                <w:sz w:val="24"/>
-                <w:szCs w:val="24"/>
-              </w:rPr>
-              <w:t xml:space="preserve">-spine or other actions; considers </w:t>
-            </w:r>
-            <w:r>
-              <w:rPr>
-                <w:rFonts w:ascii="Aptos" w:eastAsia="Aptos" w:hAnsi="Aptos" w:cs="Aptos"/>
-                <w:bCs/>
-                <w:color w:val="000000"/>
-                <w:kern w:val="0"/>
-                <w:sz w:val="24"/>
-                <w:szCs w:val="24"/>
-              </w:rPr>
-              <w:t>o</w:t>
-            </w:r>
-            <w:r>
-              <w:rPr>
-                <w:rFonts w:ascii="Aptos" w:eastAsia="Aptos" w:hAnsi="Aptos" w:cs="Aptos"/>
-                <w:bCs/>
-                <w:color w:val="000000"/>
-                <w:kern w:val="0"/>
-                <w:sz w:val="24"/>
-                <w:szCs w:val="24"/>
-              </w:rPr>
-              <w:t>xygen</w:t>
-            </w:r>
-          </w:p>
-        </w:tc>
-        <w:tc>
-          <w:tcPr>
-            <w:tcW w:w="1114" w:type="dxa"/>
+            <w:tcW w:w="3060" w:type="dxa"/>
             <w:gridSpan w:val="2"/>
           </w:tcPr>
           <w:p>
@@ -697,15 +503,21 @@
               <w:rPr>
                 <w:rFonts w:ascii="Times New Roman" w:hAnsi="Times New Roman"/>
                 <w:color w:val="000000"/>
-                <w:sz w:val="24"/>
-                <w:szCs w:val="24"/>
               </w:rPr>
             </w:pPr>
+            <w:r>
+              <w:rPr>
+                <w:bCs/>
+                <w:color w:val="000000"/>
+                <w:kern w:val="0"/>
+              </w:rPr>
+              <w:t>Ensures the airway is open, resolves snoring respirations; looks in mouth; uses jaw-thrust maneuver if spinal injury is suspected—congruent with holding C-spine or other actions; considers oxygen</w:t>
+            </w:r>
           </w:p>
         </w:tc>
         <w:tc>
           <w:tcPr>
-            <w:tcW w:w="3978" w:type="dxa"/>
+            <w:tcW w:w="1800" w:type="dxa"/>
             <w:gridSpan w:val="2"/>
           </w:tcPr>
           <w:p>
@@ -715,8 +527,21 @@
               <w:rPr>
                 <w:rFonts w:ascii="Times New Roman" w:hAnsi="Times New Roman"/>
                 <w:color w:val="000000"/>
-                <w:sz w:val="24"/>
-                <w:szCs w:val="24"/>
+              </w:rPr>
+            </w:pPr>
+          </w:p>
+        </w:tc>
+        <w:tc>
+          <w:tcPr>
+            <w:tcW w:w="3162" w:type="dxa"/>
+          </w:tcPr>
+          <w:p>
+            <w:pPr>
+              <w:spacing w:after="0" w:line="240" w:lineRule="auto"/>
+              <w:ind w:left="144" w:hanging="144"/>
+              <w:rPr>
+                <w:rFonts w:ascii="Times New Roman" w:hAnsi="Times New Roman"/>
+                <w:color w:val="000000"/>
               </w:rPr>
             </w:pPr>
           </w:p>
@@ -724,6 +549,8 @@
       </w:tr>
       <w:tr>
         <w:trPr>
+          <w:gridAfter w:val="1"/>
+          <w:wAfter w:w="6" w:type="dxa"/>
           <w:trHeight w:val="70"/>
         </w:trPr>
         <w:tc>
@@ -741,18 +568,13 @@
                 <w:b/>
                 <w:bCs/>
                 <w:color w:val="000000"/>
-                <w:sz w:val="24"/>
-                <w:szCs w:val="24"/>
               </w:rPr>
             </w:pPr>
             <w:r>
               <w:rPr>
-                <w:rFonts w:ascii="Aptos" w:eastAsia="Aptos" w:hAnsi="Aptos" w:cs="Aptos"/>
                 <w:bCs/>
                 <w:color w:val="000000"/>
                 <w:kern w:val="0"/>
-                <w:sz w:val="24"/>
-                <w:szCs w:val="24"/>
               </w:rPr>
               <w:t>Circulation</w:t>
             </w:r>
@@ -760,35 +582,7 @@
         </w:tc>
         <w:tc>
           <w:tcPr>
-            <w:tcW w:w="2486" w:type="dxa"/>
-          </w:tcPr>
-          <w:p>
-            <w:pPr>
-              <w:spacing w:after="0" w:line="240" w:lineRule="auto"/>
-              <w:ind w:left="144" w:hanging="144"/>
-              <w:rPr>
-                <w:rFonts w:ascii="Times New Roman" w:hAnsi="Times New Roman"/>
-                <w:color w:val="000000"/>
-                <w:sz w:val="24"/>
-                <w:szCs w:val="24"/>
-              </w:rPr>
-            </w:pPr>
-            <w:r>
-              <w:rPr>
-                <w:rFonts w:ascii="Aptos" w:eastAsia="Aptos" w:hAnsi="Aptos" w:cs="Aptos"/>
-                <w:bCs/>
-                <w:color w:val="000000"/>
-                <w:kern w:val="0"/>
-                <w:sz w:val="24"/>
-                <w:szCs w:val="24"/>
-              </w:rPr>
-              <w:t>Assesses pulse, skin color, temperature, and condition</w:t>
-            </w:r>
-          </w:p>
-        </w:tc>
-        <w:tc>
-          <w:tcPr>
-            <w:tcW w:w="1114" w:type="dxa"/>
+            <w:tcW w:w="3060" w:type="dxa"/>
             <w:gridSpan w:val="2"/>
           </w:tcPr>
           <w:p>
@@ -798,15 +592,21 @@
               <w:rPr>
                 <w:rFonts w:ascii="Times New Roman" w:hAnsi="Times New Roman"/>
                 <w:color w:val="000000"/>
-                <w:sz w:val="24"/>
-                <w:szCs w:val="24"/>
               </w:rPr>
             </w:pPr>
+            <w:r>
+              <w:rPr>
+                <w:bCs/>
+                <w:color w:val="000000"/>
+                <w:kern w:val="0"/>
+              </w:rPr>
+              <w:t>Assesses pulse, skin color, temperature, and condition</w:t>
+            </w:r>
           </w:p>
         </w:tc>
         <w:tc>
           <w:tcPr>
-            <w:tcW w:w="3978" w:type="dxa"/>
+            <w:tcW w:w="1800" w:type="dxa"/>
             <w:gridSpan w:val="2"/>
           </w:tcPr>
           <w:p>
@@ -816,8 +616,21 @@
               <w:rPr>
                 <w:rFonts w:ascii="Times New Roman" w:hAnsi="Times New Roman"/>
                 <w:color w:val="000000"/>
-                <w:sz w:val="24"/>
-                <w:szCs w:val="24"/>
+              </w:rPr>
+            </w:pPr>
+          </w:p>
+        </w:tc>
+        <w:tc>
+          <w:tcPr>
+            <w:tcW w:w="3162" w:type="dxa"/>
+          </w:tcPr>
+          <w:p>
+            <w:pPr>
+              <w:spacing w:after="0" w:line="240" w:lineRule="auto"/>
+              <w:ind w:left="144" w:hanging="144"/>
+              <w:rPr>
+                <w:rFonts w:ascii="Times New Roman" w:hAnsi="Times New Roman"/>
+                <w:color w:val="000000"/>
               </w:rPr>
             </w:pPr>
           </w:p>
@@ -825,6 +638,8 @@
       </w:tr>
       <w:tr>
         <w:trPr>
+          <w:gridAfter w:val="1"/>
+          <w:wAfter w:w="6" w:type="dxa"/>
           <w:trHeight w:val="512"/>
         </w:trPr>
         <w:tc>
@@ -840,18 +655,13 @@
               <w:rPr>
                 <w:rFonts w:ascii="Times New Roman" w:hAnsi="Times New Roman"/>
                 <w:color w:val="000000"/>
-                <w:sz w:val="24"/>
-                <w:szCs w:val="24"/>
               </w:rPr>
             </w:pPr>
             <w:r>
               <w:rPr>
-                <w:rFonts w:ascii="Aptos" w:eastAsia="Aptos" w:hAnsi="Aptos" w:cs="Aptos"/>
                 <w:bCs/>
                 <w:color w:val="000000"/>
                 <w:kern w:val="0"/>
-                <w:sz w:val="24"/>
-                <w:szCs w:val="24"/>
               </w:rPr>
               <w:t>Assesses level of consciousness</w:t>
             </w:r>
@@ -859,35 +669,7 @@
         </w:tc>
         <w:tc>
           <w:tcPr>
-            <w:tcW w:w="2486" w:type="dxa"/>
-          </w:tcPr>
-          <w:p>
-            <w:pPr>
-              <w:spacing w:after="0" w:line="240" w:lineRule="auto"/>
-              <w:ind w:left="144" w:hanging="144"/>
-              <w:rPr>
-                <w:rFonts w:ascii="Times New Roman" w:hAnsi="Times New Roman"/>
-                <w:color w:val="000000"/>
-                <w:sz w:val="24"/>
-                <w:szCs w:val="24"/>
-              </w:rPr>
-            </w:pPr>
-            <w:r>
-              <w:rPr>
-                <w:rFonts w:ascii="Aptos" w:eastAsia="Aptos" w:hAnsi="Aptos" w:cs="Aptos"/>
-                <w:bCs/>
-                <w:color w:val="000000"/>
-                <w:kern w:val="0"/>
-                <w:sz w:val="24"/>
-                <w:szCs w:val="24"/>
-              </w:rPr>
-              <w:t>Checks pupil response, attempts responsiveness; repeatedly checks and communicates with patient</w:t>
-            </w:r>
-          </w:p>
-        </w:tc>
-        <w:tc>
-          <w:tcPr>
-            <w:tcW w:w="1114" w:type="dxa"/>
+            <w:tcW w:w="3060" w:type="dxa"/>
             <w:gridSpan w:val="2"/>
           </w:tcPr>
           <w:p>
@@ -897,15 +679,21 @@
               <w:rPr>
                 <w:rFonts w:ascii="Times New Roman" w:hAnsi="Times New Roman"/>
                 <w:color w:val="000000"/>
-                <w:sz w:val="24"/>
-                <w:szCs w:val="24"/>
               </w:rPr>
             </w:pPr>
+            <w:r>
+              <w:rPr>
+                <w:bCs/>
+                <w:color w:val="000000"/>
+                <w:kern w:val="0"/>
+              </w:rPr>
+              <w:t>Checks pupil response, attempts responsiveness; repeatedly checks and communicates with patient</w:t>
+            </w:r>
           </w:p>
         </w:tc>
         <w:tc>
           <w:tcPr>
-            <w:tcW w:w="3978" w:type="dxa"/>
+            <w:tcW w:w="1800" w:type="dxa"/>
             <w:gridSpan w:val="2"/>
           </w:tcPr>
           <w:p>
@@ -915,8 +703,21 @@
               <w:rPr>
                 <w:rFonts w:ascii="Times New Roman" w:hAnsi="Times New Roman"/>
                 <w:color w:val="000000"/>
-                <w:sz w:val="24"/>
-                <w:szCs w:val="24"/>
+              </w:rPr>
+            </w:pPr>
+          </w:p>
+        </w:tc>
+        <w:tc>
+          <w:tcPr>
+            <w:tcW w:w="3162" w:type="dxa"/>
+          </w:tcPr>
+          <w:p>
+            <w:pPr>
+              <w:spacing w:after="0" w:line="240" w:lineRule="auto"/>
+              <w:ind w:left="144" w:hanging="144"/>
+              <w:rPr>
+                <w:rFonts w:ascii="Times New Roman" w:hAnsi="Times New Roman"/>
+                <w:color w:val="000000"/>
               </w:rPr>
             </w:pPr>
           </w:p>
@@ -924,6 +725,8 @@
       </w:tr>
       <w:tr>
         <w:trPr>
+          <w:gridAfter w:val="1"/>
+          <w:wAfter w:w="6" w:type="dxa"/>
           <w:trHeight w:val="1008"/>
         </w:trPr>
         <w:tc>
@@ -939,98 +742,21 @@
               <w:rPr>
                 <w:rFonts w:ascii="Times New Roman" w:hAnsi="Times New Roman"/>
                 <w:color w:val="000000"/>
-                <w:sz w:val="24"/>
-                <w:szCs w:val="24"/>
               </w:rPr>
             </w:pPr>
             <w:r>
               <w:rPr>
-                <w:rFonts w:ascii="Aptos" w:eastAsia="Aptos" w:hAnsi="Aptos" w:cs="Aptos"/>
                 <w:bCs/>
                 <w:color w:val="000000"/>
                 <w:kern w:val="0"/>
-                <w:sz w:val="24"/>
-                <w:szCs w:val="24"/>
               </w:rPr>
-              <w:t xml:space="preserve">Exposure and </w:t>
-            </w:r>
-            <w:r>
-              <w:rPr>
-                <w:rFonts w:ascii="Aptos" w:eastAsia="Aptos" w:hAnsi="Aptos" w:cs="Aptos"/>
-                <w:bCs/>
-                <w:color w:val="000000"/>
-                <w:kern w:val="0"/>
-                <w:sz w:val="24"/>
-                <w:szCs w:val="24"/>
-              </w:rPr>
-              <w:t>e</w:t>
-            </w:r>
-            <w:r>
-              <w:rPr>
-                <w:rFonts w:ascii="Aptos" w:eastAsia="Aptos" w:hAnsi="Aptos" w:cs="Aptos"/>
-                <w:bCs/>
-                <w:color w:val="000000"/>
-                <w:kern w:val="0"/>
-                <w:sz w:val="24"/>
-                <w:szCs w:val="24"/>
-              </w:rPr>
-              <w:t>nvironment</w:t>
+              <w:t>Exposure and environment</w:t>
             </w:r>
           </w:p>
         </w:tc>
         <w:tc>
           <w:tcPr>
-            <w:tcW w:w="2486" w:type="dxa"/>
-          </w:tcPr>
-          <w:p>
-            <w:pPr>
-              <w:spacing w:after="0" w:line="240" w:lineRule="auto"/>
-              <w:ind w:left="144" w:hanging="144"/>
-              <w:rPr>
-                <w:rFonts w:ascii="Times New Roman" w:hAnsi="Times New Roman"/>
-                <w:color w:val="000000"/>
-                <w:sz w:val="24"/>
-                <w:szCs w:val="24"/>
-              </w:rPr>
-            </w:pPr>
-            <w:r>
-              <w:rPr>
-                <w:rFonts w:ascii="Aptos" w:eastAsia="Aptos" w:hAnsi="Aptos" w:cs="Aptos"/>
-                <w:bCs/>
-                <w:color w:val="000000"/>
-                <w:kern w:val="0"/>
-                <w:sz w:val="24"/>
-                <w:szCs w:val="24"/>
-              </w:rPr>
-              <w:t xml:space="preserve">Considers </w:t>
-            </w:r>
-            <w:r>
-              <w:rPr>
-                <w:rFonts w:ascii="Aptos" w:eastAsia="Aptos" w:hAnsi="Aptos" w:cs="Aptos"/>
-                <w:bCs/>
-                <w:color w:val="000000"/>
-                <w:kern w:val="0"/>
-                <w:sz w:val="24"/>
-                <w:szCs w:val="24"/>
-              </w:rPr>
-              <w:t xml:space="preserve">a </w:t>
-            </w:r>
-            <w:r>
-              <w:rPr>
-                <w:rFonts w:ascii="Aptos" w:eastAsia="Aptos" w:hAnsi="Aptos" w:cs="Aptos"/>
-                <w:bCs/>
-                <w:color w:val="000000"/>
-                <w:kern w:val="0"/>
-                <w:sz w:val="24"/>
-                <w:szCs w:val="24"/>
-              </w:rPr>
-              <w:t>blanket for shock or mentions temperature management</w:t>
-            </w:r>
-          </w:p>
-        </w:tc>
-        <w:tc>
-          <w:tcPr>
-            <w:tcW w:w="1114" w:type="dxa"/>
+            <w:tcW w:w="3060" w:type="dxa"/>
             <w:gridSpan w:val="2"/>
           </w:tcPr>
           <w:p>
@@ -1040,15 +766,21 @@
               <w:rPr>
                 <w:rFonts w:ascii="Times New Roman" w:hAnsi="Times New Roman"/>
                 <w:color w:val="000000"/>
-                <w:sz w:val="24"/>
-                <w:szCs w:val="24"/>
               </w:rPr>
             </w:pPr>
+            <w:r>
+              <w:rPr>
+                <w:bCs/>
+                <w:color w:val="000000"/>
+                <w:kern w:val="0"/>
+              </w:rPr>
+              <w:t>Considers a blanket for shock or mentions temperature management</w:t>
+            </w:r>
           </w:p>
         </w:tc>
         <w:tc>
           <w:tcPr>
-            <w:tcW w:w="3978" w:type="dxa"/>
+            <w:tcW w:w="1800" w:type="dxa"/>
             <w:gridSpan w:val="2"/>
           </w:tcPr>
           <w:p>
@@ -1058,8 +790,21 @@
               <w:rPr>
                 <w:rFonts w:ascii="Times New Roman" w:hAnsi="Times New Roman"/>
                 <w:color w:val="000000"/>
-                <w:sz w:val="24"/>
-                <w:szCs w:val="24"/>
+              </w:rPr>
+            </w:pPr>
+          </w:p>
+        </w:tc>
+        <w:tc>
+          <w:tcPr>
+            <w:tcW w:w="3162" w:type="dxa"/>
+          </w:tcPr>
+          <w:p>
+            <w:pPr>
+              <w:spacing w:after="0" w:line="240" w:lineRule="auto"/>
+              <w:ind w:left="144" w:hanging="144"/>
+              <w:rPr>
+                <w:rFonts w:ascii="Times New Roman" w:hAnsi="Times New Roman"/>
+                <w:color w:val="000000"/>
               </w:rPr>
             </w:pPr>
           </w:p>
@@ -1067,6 +812,8 @@
       </w:tr>
       <w:tr>
         <w:trPr>
+          <w:gridAfter w:val="1"/>
+          <w:wAfter w:w="6" w:type="dxa"/>
           <w:trHeight w:val="800"/>
         </w:trPr>
         <w:tc>
@@ -1082,120 +829,21 @@
               <w:rPr>
                 <w:rFonts w:ascii="Times New Roman" w:hAnsi="Times New Roman"/>
                 <w:color w:val="000000"/>
-                <w:sz w:val="24"/>
-                <w:szCs w:val="24"/>
               </w:rPr>
             </w:pPr>
             <w:r>
               <w:rPr>
-                <w:rFonts w:ascii="Aptos" w:eastAsia="Aptos" w:hAnsi="Aptos" w:cs="Aptos"/>
                 <w:bCs/>
                 <w:color w:val="000000"/>
                 <w:kern w:val="0"/>
-                <w:sz w:val="24"/>
-                <w:szCs w:val="24"/>
               </w:rPr>
-              <w:t xml:space="preserve">Spinal </w:t>
-            </w:r>
-            <w:r>
-              <w:rPr>
-                <w:rFonts w:ascii="Aptos" w:eastAsia="Aptos" w:hAnsi="Aptos" w:cs="Aptos"/>
-                <w:bCs/>
-                <w:color w:val="000000"/>
-                <w:kern w:val="0"/>
-                <w:sz w:val="24"/>
-                <w:szCs w:val="24"/>
-              </w:rPr>
-              <w:t>m</w:t>
-            </w:r>
-            <w:r>
-              <w:rPr>
-                <w:rFonts w:ascii="Aptos" w:eastAsia="Aptos" w:hAnsi="Aptos" w:cs="Aptos"/>
-                <w:bCs/>
-                <w:color w:val="000000"/>
-                <w:kern w:val="0"/>
-                <w:sz w:val="24"/>
-                <w:szCs w:val="24"/>
-              </w:rPr>
-              <w:t xml:space="preserve">otion </w:t>
-            </w:r>
-            <w:r>
-              <w:rPr>
-                <w:rFonts w:ascii="Aptos" w:eastAsia="Aptos" w:hAnsi="Aptos" w:cs="Aptos"/>
-                <w:bCs/>
-                <w:color w:val="000000"/>
-                <w:kern w:val="0"/>
-                <w:sz w:val="24"/>
-                <w:szCs w:val="24"/>
-              </w:rPr>
-              <w:t>r</w:t>
-            </w:r>
-            <w:r>
-              <w:rPr>
-                <w:rFonts w:ascii="Aptos" w:eastAsia="Aptos" w:hAnsi="Aptos" w:cs="Aptos"/>
-                <w:bCs/>
-                <w:color w:val="000000"/>
-                <w:kern w:val="0"/>
-                <w:sz w:val="24"/>
-                <w:szCs w:val="24"/>
-              </w:rPr>
-              <w:t>estriction (SMR)</w:t>
+              <w:t>Spinal motion restriction (SMR)</w:t>
             </w:r>
           </w:p>
         </w:tc>
         <w:tc>
           <w:tcPr>
-            <w:tcW w:w="2486" w:type="dxa"/>
-          </w:tcPr>
-          <w:p>
-            <w:pPr>
-              <w:spacing w:after="0" w:line="240" w:lineRule="auto"/>
-              <w:ind w:left="144" w:hanging="144"/>
-              <w:rPr>
-                <w:rFonts w:ascii="Times New Roman" w:hAnsi="Times New Roman"/>
-                <w:color w:val="000000"/>
-                <w:sz w:val="24"/>
-                <w:szCs w:val="24"/>
-              </w:rPr>
-            </w:pPr>
-            <w:r>
-              <w:rPr>
-                <w:rFonts w:ascii="Aptos" w:eastAsia="Aptos" w:hAnsi="Aptos" w:cs="Aptos"/>
-                <w:bCs/>
-                <w:color w:val="000000"/>
-                <w:kern w:val="0"/>
-                <w:sz w:val="24"/>
-                <w:szCs w:val="24"/>
-              </w:rPr>
-              <w:t xml:space="preserve">Asks for SMR (hold </w:t>
-            </w:r>
-            <w:r>
-              <w:rPr>
-                <w:rFonts w:ascii="Aptos" w:eastAsia="Aptos" w:hAnsi="Aptos" w:cs="Aptos"/>
-                <w:bCs/>
-                <w:color w:val="000000"/>
-                <w:kern w:val="0"/>
-                <w:sz w:val="24"/>
-                <w:szCs w:val="24"/>
-              </w:rPr>
-              <w:t>C</w:t>
-            </w:r>
-            <w:r>
-              <w:rPr>
-                <w:rFonts w:ascii="Aptos" w:eastAsia="Aptos" w:hAnsi="Aptos" w:cs="Aptos"/>
-                <w:bCs/>
-                <w:color w:val="000000"/>
-                <w:kern w:val="0"/>
-                <w:sz w:val="24"/>
-                <w:szCs w:val="24"/>
-              </w:rPr>
-              <w:t>-spine) or justifies why not</w:t>
-            </w:r>
-          </w:p>
-        </w:tc>
-        <w:tc>
-          <w:tcPr>
-            <w:tcW w:w="1114" w:type="dxa"/>
+            <w:tcW w:w="3060" w:type="dxa"/>
             <w:gridSpan w:val="2"/>
           </w:tcPr>
           <w:p>
@@ -1205,15 +853,39 @@
               <w:rPr>
                 <w:rFonts w:ascii="Times New Roman" w:hAnsi="Times New Roman"/>
                 <w:color w:val="000000"/>
-                <w:sz w:val="24"/>
-                <w:szCs w:val="24"/>
               </w:rPr>
             </w:pPr>
+            <w:r>
+              <w:rPr>
+                <w:bCs/>
+                <w:color w:val="000000"/>
+                <w:kern w:val="0"/>
+              </w:rPr>
+              <w:t xml:space="preserve">Asks for SMR (hold C-spine) or </w:t>
+            </w:r>
+            <w:proofErr w:type="gramStart"/>
+            <w:r>
+              <w:rPr>
+                <w:bCs/>
+                <w:color w:val="000000"/>
+                <w:kern w:val="0"/>
+              </w:rPr>
+              <w:t>justifies</w:t>
+            </w:r>
+            <w:proofErr w:type="gramEnd"/>
+            <w:r>
+              <w:rPr>
+                <w:bCs/>
+                <w:color w:val="000000"/>
+                <w:kern w:val="0"/>
+              </w:rPr>
+              <w:t xml:space="preserve"> why not</w:t>
+            </w:r>
           </w:p>
         </w:tc>
         <w:tc>
           <w:tcPr>
-            <w:tcW w:w="3978" w:type="dxa"/>
+            <w:tcW w:w="1800" w:type="dxa"/>
             <w:gridSpan w:val="2"/>
           </w:tcPr>
           <w:p>
@@ -1223,8 +895,21 @@
               <w:rPr>
                 <w:rFonts w:ascii="Times New Roman" w:hAnsi="Times New Roman"/>
                 <w:color w:val="000000"/>
-                <w:sz w:val="24"/>
-                <w:szCs w:val="24"/>
+              </w:rPr>
+            </w:pPr>
+          </w:p>
+        </w:tc>
+        <w:tc>
+          <w:tcPr>
+            <w:tcW w:w="3162" w:type="dxa"/>
+          </w:tcPr>
+          <w:p>
+            <w:pPr>
+              <w:spacing w:after="0" w:line="240" w:lineRule="auto"/>
+              <w:ind w:left="144" w:hanging="144"/>
+              <w:rPr>
+                <w:rFonts w:ascii="Times New Roman" w:hAnsi="Times New Roman"/>
+                <w:color w:val="000000"/>
               </w:rPr>
             </w:pPr>
           </w:p>
@@ -1232,6 +917,8 @@
       </w:tr>
       <w:tr>
         <w:trPr>
+          <w:gridAfter w:val="1"/>
+          <w:wAfter w:w="6" w:type="dxa"/>
           <w:trHeight w:val="503"/>
         </w:trPr>
         <w:tc>
@@ -1247,76 +934,21 @@
               <w:rPr>
                 <w:rFonts w:ascii="Times New Roman" w:hAnsi="Times New Roman"/>
                 <w:color w:val="000000"/>
-                <w:sz w:val="24"/>
-                <w:szCs w:val="24"/>
               </w:rPr>
             </w:pPr>
             <w:r>
               <w:rPr>
-                <w:rFonts w:ascii="Aptos" w:eastAsia="Aptos" w:hAnsi="Aptos" w:cs="Aptos"/>
                 <w:bCs/>
                 <w:color w:val="000000"/>
                 <w:kern w:val="0"/>
-                <w:sz w:val="24"/>
-                <w:szCs w:val="24"/>
               </w:rPr>
-              <w:t xml:space="preserve">Physical </w:t>
-            </w:r>
-            <w:r>
-              <w:rPr>
-                <w:rFonts w:ascii="Aptos" w:eastAsia="Aptos" w:hAnsi="Aptos" w:cs="Aptos"/>
-                <w:bCs/>
-                <w:color w:val="000000"/>
-                <w:kern w:val="0"/>
-                <w:sz w:val="24"/>
-                <w:szCs w:val="24"/>
-              </w:rPr>
-              <w:t>e</w:t>
-            </w:r>
-            <w:r>
-              <w:rPr>
-                <w:rFonts w:ascii="Aptos" w:eastAsia="Aptos" w:hAnsi="Aptos" w:cs="Aptos"/>
-                <w:bCs/>
-                <w:color w:val="000000"/>
-                <w:kern w:val="0"/>
-                <w:sz w:val="24"/>
-                <w:szCs w:val="24"/>
-              </w:rPr>
-              <w:t>xamination</w:t>
+              <w:t>Physical examination</w:t>
             </w:r>
           </w:p>
         </w:tc>
         <w:tc>
           <w:tcPr>
-            <w:tcW w:w="2486" w:type="dxa"/>
-          </w:tcPr>
-          <w:p>
-            <w:pPr>
-              <w:spacing w:after="0" w:line="240" w:lineRule="auto"/>
-              <w:ind w:left="144" w:hanging="144"/>
-              <w:rPr>
-                <w:rFonts w:ascii="Times New Roman" w:hAnsi="Times New Roman"/>
-                <w:color w:val="000000"/>
-                <w:sz w:val="24"/>
-                <w:szCs w:val="24"/>
-              </w:rPr>
-            </w:pPr>
-            <w:r>
-              <w:rPr>
-                <w:rFonts w:ascii="Aptos" w:eastAsia="Aptos" w:hAnsi="Aptos" w:cs="Aptos"/>
-                <w:bCs/>
-                <w:color w:val="000000"/>
-                <w:kern w:val="0"/>
-                <w:sz w:val="24"/>
-                <w:szCs w:val="24"/>
-              </w:rPr>
-              <w:t>Conducts a thorough head-to-toe examination</w:t>
-            </w:r>
-          </w:p>
-        </w:tc>
-        <w:tc>
-          <w:tcPr>
-            <w:tcW w:w="1114" w:type="dxa"/>
+            <w:tcW w:w="3060" w:type="dxa"/>
             <w:gridSpan w:val="2"/>
           </w:tcPr>
           <w:p>
@@ -1326,15 +958,21 @@
               <w:rPr>
                 <w:rFonts w:ascii="Times New Roman" w:hAnsi="Times New Roman"/>
                 <w:color w:val="000000"/>
-                <w:sz w:val="24"/>
-                <w:szCs w:val="24"/>
               </w:rPr>
             </w:pPr>
+            <w:r>
+              <w:rPr>
+                <w:bCs/>
+                <w:color w:val="000000"/>
+                <w:kern w:val="0"/>
+              </w:rPr>
+              <w:t>Conducts a thorough head-to-toe examination</w:t>
+            </w:r>
           </w:p>
         </w:tc>
         <w:tc>
           <w:tcPr>
-            <w:tcW w:w="3978" w:type="dxa"/>
+            <w:tcW w:w="1800" w:type="dxa"/>
             <w:gridSpan w:val="2"/>
           </w:tcPr>
           <w:p>
@@ -1344,8 +982,21 @@
               <w:rPr>
                 <w:rFonts w:ascii="Times New Roman" w:hAnsi="Times New Roman"/>
                 <w:color w:val="000000"/>
-                <w:sz w:val="24"/>
-                <w:szCs w:val="24"/>
+              </w:rPr>
+            </w:pPr>
+          </w:p>
+        </w:tc>
+        <w:tc>
+          <w:tcPr>
+            <w:tcW w:w="3162" w:type="dxa"/>
+          </w:tcPr>
+          <w:p>
+            <w:pPr>
+              <w:spacing w:after="0" w:line="240" w:lineRule="auto"/>
+              <w:ind w:left="144" w:hanging="144"/>
+              <w:rPr>
+                <w:rFonts w:ascii="Times New Roman" w:hAnsi="Times New Roman"/>
+                <w:color w:val="000000"/>
               </w:rPr>
             </w:pPr>
           </w:p>
@@ -1353,6 +1004,8 @@
       </w:tr>
       <w:tr>
         <w:trPr>
+          <w:gridAfter w:val="1"/>
+          <w:wAfter w:w="6" w:type="dxa"/>
           <w:trHeight w:val="737"/>
         </w:trPr>
         <w:tc>
@@ -1368,18 +1021,13 @@
               <w:rPr>
                 <w:rFonts w:ascii="Times New Roman" w:hAnsi="Times New Roman"/>
                 <w:color w:val="000000"/>
-                <w:sz w:val="24"/>
-                <w:szCs w:val="24"/>
               </w:rPr>
             </w:pPr>
             <w:r>
               <w:rPr>
-                <w:rFonts w:ascii="Aptos" w:eastAsia="Aptos" w:hAnsi="Aptos" w:cs="Aptos"/>
                 <w:bCs/>
                 <w:color w:val="000000"/>
                 <w:kern w:val="0"/>
-                <w:sz w:val="24"/>
-                <w:szCs w:val="24"/>
               </w:rPr>
               <w:t>Reassessment</w:t>
             </w:r>
@@ -1387,35 +1035,7 @@
         </w:tc>
         <w:tc>
           <w:tcPr>
-            <w:tcW w:w="2486" w:type="dxa"/>
-          </w:tcPr>
-          <w:p>
-            <w:pPr>
-              <w:spacing w:after="0" w:line="240" w:lineRule="auto"/>
-              <w:ind w:left="144" w:hanging="144"/>
-              <w:rPr>
-                <w:rFonts w:ascii="Times New Roman" w:hAnsi="Times New Roman"/>
-                <w:color w:val="000000"/>
-                <w:sz w:val="24"/>
-                <w:szCs w:val="24"/>
-              </w:rPr>
-            </w:pPr>
-            <w:r>
-              <w:rPr>
-                <w:rFonts w:ascii="Aptos" w:eastAsia="Aptos" w:hAnsi="Aptos" w:cs="Aptos"/>
-                <w:bCs/>
-                <w:color w:val="000000"/>
-                <w:kern w:val="0"/>
-                <w:sz w:val="24"/>
-                <w:szCs w:val="24"/>
-              </w:rPr>
-              <w:t>Considers or performs reassessment (able to identify components)</w:t>
-            </w:r>
-          </w:p>
-        </w:tc>
-        <w:tc>
-          <w:tcPr>
-            <w:tcW w:w="1114" w:type="dxa"/>
+            <w:tcW w:w="3060" w:type="dxa"/>
             <w:gridSpan w:val="2"/>
           </w:tcPr>
           <w:p>
@@ -1425,15 +1045,21 @@
               <w:rPr>
                 <w:rFonts w:ascii="Times New Roman" w:hAnsi="Times New Roman"/>
                 <w:color w:val="000000"/>
-                <w:sz w:val="24"/>
-                <w:szCs w:val="24"/>
               </w:rPr>
             </w:pPr>
+            <w:r>
+              <w:rPr>
+                <w:bCs/>
+                <w:color w:val="000000"/>
+                <w:kern w:val="0"/>
+              </w:rPr>
+              <w:t>Considers or performs reassessment (able to identify components)</w:t>
+            </w:r>
           </w:p>
         </w:tc>
         <w:tc>
           <w:tcPr>
-            <w:tcW w:w="3978" w:type="dxa"/>
+            <w:tcW w:w="1800" w:type="dxa"/>
             <w:gridSpan w:val="2"/>
           </w:tcPr>
           <w:p>
@@ -1443,8 +1069,21 @@
               <w:rPr>
                 <w:rFonts w:ascii="Times New Roman" w:hAnsi="Times New Roman"/>
                 <w:color w:val="000000"/>
-                <w:sz w:val="24"/>
-                <w:szCs w:val="24"/>
+              </w:rPr>
+            </w:pPr>
+          </w:p>
+        </w:tc>
+        <w:tc>
+          <w:tcPr>
+            <w:tcW w:w="3162" w:type="dxa"/>
+          </w:tcPr>
+          <w:p>
+            <w:pPr>
+              <w:spacing w:after="0" w:line="240" w:lineRule="auto"/>
+              <w:ind w:left="144" w:hanging="144"/>
+              <w:rPr>
+                <w:rFonts w:ascii="Times New Roman" w:hAnsi="Times New Roman"/>
+                <w:color w:val="000000"/>
               </w:rPr>
             </w:pPr>
           </w:p>
@@ -1465,7 +1104,6 @@
       </w:pPr>
       <w:r>
         <w:rPr>
-          <w:rFonts w:ascii="Aptos" w:hAnsi="Aptos" w:eastAsia="Aptos" w:cs="Aptos"/>
           <w:color w:val="000000"/>
           <w:sz w:val="20"/>
           <w:szCs w:val="20"/>
@@ -1474,7 +1112,6 @@
       </w:r>
       <w:r>
         <w:rPr>
-          <w:rFonts w:ascii="Aptos" w:hAnsi="Aptos" w:eastAsia="Aptos" w:cs="Aptos"/>
           <w:bCs/>
           <w:color w:val="000000"/>
           <w:sz w:val="20"/>
@@ -1497,7 +1134,6 @@
       </w:pPr>
       <w:r>
         <w:rPr>
-          <w:rFonts w:ascii="Aptos" w:hAnsi="Aptos" w:eastAsia="Aptos" w:cs="Aptos"/>
           <w:bCs/>
           <w:color w:val="000000"/>
           <w:sz w:val="24"/>
@@ -1507,7 +1143,7 @@
       </w:r>
     </w:p>
     <w:sectPr>
-      <w:footerReference w:type="default" r:id="rId9"/>
+      <w:footerReference w:type="default" r:id="rId7"/>
       <w:pgSz w:w="12240" w:h="15840"/>
       <w:pgMar w:top="1440" w:right="1440" w:bottom="1440" w:left="1440" w:header="706" w:footer="706" w:gutter="0"/>
       <w:cols w:space="720"/>
@@ -1518,7 +1154,7 @@
 </file>
 
 <file path=word/endnotes.xml><?xml version="1.0" encoding="utf-8"?>
-<w:endnotes xmlns:wpc="http://schemas.microsoft.com/office/word/2010/wordprocessingCanvas" xmlns:cx="http://schemas.microsoft.com/office/drawing/2014/chartex" xmlns:cx1="http://schemas.microsoft.com/office/drawing/2015/9/8/chartex" xmlns:cx2="http://schemas.microsoft.com/office/drawing/2015/10/21/chartex" xmlns:cx3="http://schemas.microsoft.com/office/drawing/2016/5/9/chartex" xmlns:cx4="http://schemas.microsoft.com/office/drawing/2016/5/10/chartex" xmlns:cx5="http://schemas.microsoft.com/office/drawing/2016/5/11/chartex" xmlns:cx6="http://schemas.microsoft.com/office/drawing/2016/5/12/chartex" xmlns:cx7="http://schemas.microsoft.com/office/drawing/2016/5/13/chartex" xmlns:cx8="http://schemas.microsoft.com/office/drawing/2016/5/14/chartex" xmlns:mc="http://schemas.openxmlformats.org/markup-compatibility/2006" xmlns:aink="http://schemas.microsoft.com/office/drawing/2016/ink" xmlns:am3d="http://schemas.microsoft.com/office/drawing/2017/model3d" xmlns:o="urn:schemas-microsoft-com:office:office" xmlns:oel="http://schemas.microsoft.com/office/2019/extlst" xmlns:r="http://schemas.openxmlformats.org/officeDocument/2006/relationships" xmlns:m="http://schemas.openxmlformats.org/officeDocument/2006/math" xmlns:v="urn:schemas-microsoft-com:vml" xmlns:wp14="http://schemas.microsoft.com/office/word/2010/wordprocessingDrawing" xmlns:wp="http://schemas.openxmlformats.org/drawingml/2006/wordprocessingDrawing" xmlns:w10="urn:schemas-microsoft-com:office:word" xmlns:w="http://schemas.openxmlformats.org/wordprocessingml/2006/main" xmlns:w14="http://schemas.microsoft.com/office/word/2010/wordml" xmlns:w15="http://schemas.microsoft.com/office/word/2012/wordml" xmlns:w16cei="http://schemas.microsoft.com/office/word/2026/wordml/cei" xmlns:w16cex="http://schemas.microsoft.com/office/word/2018/wordml/cex" xmlns:w16cid="http://schemas.microsoft.com/office/word/2016/wordml/cid" xmlns:w16="http://schemas.microsoft.com/office/word/2018/wordml" xmlns:w16du="http://schemas.microsoft.com/office/word/2023/wordml/word16du" xmlns:w16sdtdh="http://schemas.microsoft.com/office/word/2020/wordml/sdtdatahash" xmlns:w16sdtfl="http://schemas.microsoft.com/office/word/2024/wordml/sdtformatlock" xmlns:w16se="http://schemas.microsoft.com/office/word/2015/wordml/symex" xmlns:wpg="http://schemas.microsoft.com/office/word/2010/wordprocessingGroup" xmlns:wpi="http://schemas.microsoft.com/office/word/2010/wordprocessingInk" xmlns:wne="http://schemas.microsoft.com/office/word/2006/wordml" xmlns:wps="http://schemas.microsoft.com/office/word/2010/wordprocessingShape" mc:Ignorable="w14 w15 w16se w16cid w16 w16cex w16sdtdh w16sdtfl w16du wp14">
+<w:endnotes xmlns:wpc="http://schemas.microsoft.com/office/word/2010/wordprocessingCanvas" xmlns:cx="http://schemas.microsoft.com/office/drawing/2014/chartex" xmlns:cx1="http://schemas.microsoft.com/office/drawing/2015/9/8/chartex" xmlns:cx2="http://schemas.microsoft.com/office/drawing/2015/10/21/chartex" xmlns:cx3="http://schemas.microsoft.com/office/drawing/2016/5/9/chartex" xmlns:cx4="http://schemas.microsoft.com/office/drawing/2016/5/10/chartex" xmlns:cx5="http://schemas.microsoft.com/office/drawing/2016/5/11/chartex" xmlns:cx6="http://schemas.microsoft.com/office/drawing/2016/5/12/chartex" xmlns:cx7="http://schemas.microsoft.com/office/drawing/2016/5/13/chartex" xmlns:cx8="http://schemas.microsoft.com/office/drawing/2016/5/14/chartex" xmlns:mc="http://schemas.openxmlformats.org/markup-compatibility/2006" xmlns:aink="http://schemas.microsoft.com/office/drawing/2016/ink" xmlns:am3d="http://schemas.microsoft.com/office/drawing/2017/model3d" xmlns:o="urn:schemas-microsoft-com:office:office" xmlns:oel="http://schemas.microsoft.com/office/2019/extlst" xmlns:r="http://schemas.openxmlformats.org/officeDocument/2006/relationships" xmlns:m="http://schemas.openxmlformats.org/officeDocument/2006/math" xmlns:v="urn:schemas-microsoft-com:vml" xmlns:wp14="http://schemas.microsoft.com/office/word/2010/wordprocessingDrawing" xmlns:wp="http://schemas.openxmlformats.org/drawingml/2006/wordprocessingDrawing" xmlns:w10="urn:schemas-microsoft-com:office:word" xmlns:w="http://schemas.openxmlformats.org/wordprocessingml/2006/main" xmlns:w14="http://schemas.microsoft.com/office/word/2010/wordml" xmlns:w15="http://schemas.microsoft.com/office/word/2012/wordml" xmlns:w16cex="http://schemas.microsoft.com/office/word/2018/wordml/cex" xmlns:w16cid="http://schemas.microsoft.com/office/word/2016/wordml/cid" xmlns:w16="http://schemas.microsoft.com/office/word/2018/wordml" xmlns:w16du="http://schemas.microsoft.com/office/word/2023/wordml/word16du" xmlns:w16sdtdh="http://schemas.microsoft.com/office/word/2020/wordml/sdtdatahash" xmlns:w16sdtfl="http://schemas.microsoft.com/office/word/2024/wordml/sdtformatlock" xmlns:w16se="http://schemas.microsoft.com/office/word/2015/wordml/symex" xmlns:wpg="http://schemas.microsoft.com/office/word/2010/wordprocessingGroup" xmlns:wpi="http://schemas.microsoft.com/office/word/2010/wordprocessingInk" xmlns:wne="http://schemas.microsoft.com/office/word/2006/wordml" xmlns:wps="http://schemas.microsoft.com/office/word/2010/wordprocessingShape" mc:Ignorable="w14 w15 w16se w16cid w16 w16cex w16sdtdh w16sdtfl w16du wp14">
   <w:endnote w:type="separator" w:id="-1">
     <w:p>
       <w:pPr>
@@ -1543,22 +1179,19 @@
 </file>
 
 <file path=word/footer1.xml><?xml version="1.0" encoding="utf-8"?>
-<w:ftr xmlns:m="http://schemas.openxmlformats.org/officeDocument/2006/math" xmlns:mc="http://schemas.openxmlformats.org/markup-compatibility/2006" xmlns:mo="http://schemas.microsoft.com/office/mac/office/2008/main" xmlns:mv="urn:schemas-microsoft-com:mac:vml" xmlns:o="urn:schemas-microsoft-com:office:office" xmlns:r="http://schemas.openxmlformats.org/officeDocument/2006/relationships" xmlns:v="urn:schemas-microsoft-com:vml" xmlns:w10="urn:schemas-microsoft-com:office:word" xmlns:w14="http://schemas.microsoft.com/office/word/2010/wordml" xmlns:w="http://schemas.openxmlformats.org/wordprocessingml/2006/main" xmlns:wne="http://schemas.microsoft.com/office/word/2006/wordml" xmlns:wp14="http://schemas.microsoft.com/office/word/2010/wordprocessingDrawing" xmlns:wp="http://schemas.openxmlformats.org/drawingml/2006/wordprocessingDrawing" xmlns:wpc="http://schemas.microsoft.com/office/word/2010/wordprocessingCanvas" xmlns:wpg="http://schemas.microsoft.com/office/word/2010/wordprocessingGroup" xmlns:wpi="http://schemas.microsoft.com/office/word/2010/wordprocessingInk" xmlns:wps="http://schemas.microsoft.com/office/word/2010/wordprocessingShape" mc:Ignorable="w14 wp14">
+<w:ftr xmlns:wpc="http://schemas.microsoft.com/office/word/2010/wordprocessingCanvas" xmlns:cx="http://schemas.microsoft.com/office/drawing/2014/chartex" xmlns:cx1="http://schemas.microsoft.com/office/drawing/2015/9/8/chartex" xmlns:cx2="http://schemas.microsoft.com/office/drawing/2015/10/21/chartex" xmlns:cx3="http://schemas.microsoft.com/office/drawing/2016/5/9/chartex" xmlns:cx4="http://schemas.microsoft.com/office/drawing/2016/5/10/chartex" xmlns:cx5="http://schemas.microsoft.com/office/drawing/2016/5/11/chartex" xmlns:cx6="http://schemas.microsoft.com/office/drawing/2016/5/12/chartex" xmlns:cx7="http://schemas.microsoft.com/office/drawing/2016/5/13/chartex" xmlns:cx8="http://schemas.microsoft.com/office/drawing/2016/5/14/chartex" xmlns:mc="http://schemas.openxmlformats.org/markup-compatibility/2006" xmlns:aink="http://schemas.microsoft.com/office/drawing/2016/ink" xmlns:am3d="http://schemas.microsoft.com/office/drawing/2017/model3d" xmlns:o="urn:schemas-microsoft-com:office:office" xmlns:oel="http://schemas.microsoft.com/office/2019/extlst" xmlns:r="http://schemas.openxmlformats.org/officeDocument/2006/relationships" xmlns:m="http://schemas.openxmlformats.org/officeDocument/2006/math" xmlns:v="urn:schemas-microsoft-com:vml" xmlns:wp14="http://schemas.microsoft.com/office/word/2010/wordprocessingDrawing" xmlns:wp="http://schemas.openxmlformats.org/drawingml/2006/wordprocessingDrawing" xmlns:w10="urn:schemas-microsoft-com:office:word" xmlns:w="http://schemas.openxmlformats.org/wordprocessingml/2006/main" xmlns:w14="http://schemas.microsoft.com/office/word/2010/wordml" xmlns:w15="http://schemas.microsoft.com/office/word/2012/wordml" xmlns:w16cex="http://schemas.microsoft.com/office/word/2018/wordml/cex" xmlns:w16cid="http://schemas.microsoft.com/office/word/2016/wordml/cid" xmlns:w16="http://schemas.microsoft.com/office/word/2018/wordml" xmlns:w16du="http://schemas.microsoft.com/office/word/2023/wordml/word16du" xmlns:w16sdtdh="http://schemas.microsoft.com/office/word/2020/wordml/sdtdatahash" xmlns:w16sdtfl="http://schemas.microsoft.com/office/word/2024/wordml/sdtformatlock" xmlns:w16se="http://schemas.microsoft.com/office/word/2015/wordml/symex" xmlns:wpg="http://schemas.microsoft.com/office/word/2010/wordprocessingGroup" xmlns:wpi="http://schemas.microsoft.com/office/word/2010/wordprocessingInk" xmlns:wne="http://schemas.microsoft.com/office/word/2006/wordml" xmlns:wps="http://schemas.microsoft.com/office/word/2010/wordprocessingShape" mc:Ignorable="w14 w15 w16se w16cid w16 w16cex w16sdtdh w16sdtfl w16du wp14">
   <w:p>
     <w:pPr>
-      <w:spacing w:line="240" w:lineRule="auto" w:before="0" w:after="0"/>
-      <w:jc w:val="left"/>
+      <w:spacing w:after="0" w:line="240" w:lineRule="auto"/>
     </w:pPr>
     <w:r>
       <w:rPr>
-        <w:rFonts w:ascii="Aptos" w:hAnsi="Aptos" w:eastAsia="Aptos" w:cs="Aptos"/>
         <w:sz w:val="18"/>
       </w:rPr>
       <w:t xml:space="preserve">From J.M. Larson and H.L. Stedge, </w:t>
     </w:r>
     <w:r>
       <w:rPr>
-        <w:rFonts w:ascii="Aptos" w:hAnsi="Aptos" w:eastAsia="Aptos" w:cs="Aptos"/>
         <w:i/>
         <w:sz w:val="18"/>
       </w:rPr>
@@ -1566,7 +1199,6 @@
     </w:r>
     <w:r>
       <w:rPr>
-        <w:rFonts w:ascii="Aptos" w:hAnsi="Aptos" w:eastAsia="Aptos" w:cs="Aptos"/>
         <w:sz w:val="18"/>
       </w:rPr>
       <w:t xml:space="preserve"> (Human Kinetics, 2027).</w:t>
@@ -1576,7 +1208,7 @@
 </file>
 
 <file path=word/footnotes.xml><?xml version="1.0" encoding="utf-8"?>
-<w:footnotes xmlns:wpc="http://schemas.microsoft.com/office/word/2010/wordprocessingCanvas" xmlns:cx="http://schemas.microsoft.com/office/drawing/2014/chartex" xmlns:cx1="http://schemas.microsoft.com/office/drawing/2015/9/8/chartex" xmlns:cx2="http://schemas.microsoft.com/office/drawing/2015/10/21/chartex" xmlns:cx3="http://schemas.microsoft.com/office/drawing/2016/5/9/chartex" xmlns:cx4="http://schemas.microsoft.com/office/drawing/2016/5/10/chartex" xmlns:cx5="http://schemas.microsoft.com/office/drawing/2016/5/11/chartex" xmlns:cx6="http://schemas.microsoft.com/office/drawing/2016/5/12/chartex" xmlns:cx7="http://schemas.microsoft.com/office/drawing/2016/5/13/chartex" xmlns:cx8="http://schemas.microsoft.com/office/drawing/2016/5/14/chartex" xmlns:mc="http://schemas.openxmlformats.org/markup-compatibility/2006" xmlns:aink="http://schemas.microsoft.com/office/drawing/2016/ink" xmlns:am3d="http://schemas.microsoft.com/office/drawing/2017/model3d" xmlns:o="urn:schemas-microsoft-com:office:office" xmlns:oel="http://schemas.microsoft.com/office/2019/extlst" xmlns:r="http://schemas.openxmlformats.org/officeDocument/2006/relationships" xmlns:m="http://schemas.openxmlformats.org/officeDocument/2006/math" xmlns:v="urn:schemas-microsoft-com:vml" xmlns:wp14="http://schemas.microsoft.com/office/word/2010/wordprocessingDrawing" xmlns:wp="http://schemas.openxmlformats.org/drawingml/2006/wordprocessingDrawing" xmlns:w10="urn:schemas-microsoft-com:office:word" xmlns:w="http://schemas.openxmlformats.org/wordprocessingml/2006/main" xmlns:w14="http://schemas.microsoft.com/office/word/2010/wordml" xmlns:w15="http://schemas.microsoft.com/office/word/2012/wordml" xmlns:w16cei="http://schemas.microsoft.com/office/word/2026/wordml/cei" xmlns:w16cex="http://schemas.microsoft.com/office/word/2018/wordml/cex" xmlns:w16cid="http://schemas.microsoft.com/office/word/2016/wordml/cid" xmlns:w16="http://schemas.microsoft.com/office/word/2018/wordml" xmlns:w16du="http://schemas.microsoft.com/office/word/2023/wordml/word16du" xmlns:w16sdtdh="http://schemas.microsoft.com/office/word/2020/wordml/sdtdatahash" xmlns:w16sdtfl="http://schemas.microsoft.com/office/word/2024/wordml/sdtformatlock" xmlns:w16se="http://schemas.microsoft.com/office/word/2015/wordml/symex" xmlns:wpg="http://schemas.microsoft.com/office/word/2010/wordprocessingGroup" xmlns:wpi="http://schemas.microsoft.com/office/word/2010/wordprocessingInk" xmlns:wne="http://schemas.microsoft.com/office/word/2006/wordml" xmlns:wps="http://schemas.microsoft.com/office/word/2010/wordprocessingShape" mc:Ignorable="w14 w15 w16se w16cid w16 w16cex w16sdtdh w16sdtfl w16du wp14">
+<w:footnotes xmlns:wpc="http://schemas.microsoft.com/office/word/2010/wordprocessingCanvas" xmlns:cx="http://schemas.microsoft.com/office/drawing/2014/chartex" xmlns:cx1="http://schemas.microsoft.com/office/drawing/2015/9/8/chartex" xmlns:cx2="http://schemas.microsoft.com/office/drawing/2015/10/21/chartex" xmlns:cx3="http://schemas.microsoft.com/office/drawing/2016/5/9/chartex" xmlns:cx4="http://schemas.microsoft.com/office/drawing/2016/5/10/chartex" xmlns:cx5="http://schemas.microsoft.com/office/drawing/2016/5/11/chartex" xmlns:cx6="http://schemas.microsoft.com/office/drawing/2016/5/12/chartex" xmlns:cx7="http://schemas.microsoft.com/office/drawing/2016/5/13/chartex" xmlns:cx8="http://schemas.microsoft.com/office/drawing/2016/5/14/chartex" xmlns:mc="http://schemas.openxmlformats.org/markup-compatibility/2006" xmlns:aink="http://schemas.microsoft.com/office/drawing/2016/ink" xmlns:am3d="http://schemas.microsoft.com/office/drawing/2017/model3d" xmlns:o="urn:schemas-microsoft-com:office:office" xmlns:oel="http://schemas.microsoft.com/office/2019/extlst" xmlns:r="http://schemas.openxmlformats.org/officeDocument/2006/relationships" xmlns:m="http://schemas.openxmlformats.org/officeDocument/2006/math" xmlns:v="urn:schemas-microsoft-com:vml" xmlns:wp14="http://schemas.microsoft.com/office/word/2010/wordprocessingDrawing" xmlns:wp="http://schemas.openxmlformats.org/drawingml/2006/wordprocessingDrawing" xmlns:w10="urn:schemas-microsoft-com:office:word" xmlns:w="http://schemas.openxmlformats.org/wordprocessingml/2006/main" xmlns:w14="http://schemas.microsoft.com/office/word/2010/wordml" xmlns:w15="http://schemas.microsoft.com/office/word/2012/wordml" xmlns:w16cex="http://schemas.microsoft.com/office/word/2018/wordml/cex" xmlns:w16cid="http://schemas.microsoft.com/office/word/2016/wordml/cid" xmlns:w16="http://schemas.microsoft.com/office/word/2018/wordml" xmlns:w16du="http://schemas.microsoft.com/office/word/2023/wordml/word16du" xmlns:w16sdtdh="http://schemas.microsoft.com/office/word/2020/wordml/sdtdatahash" xmlns:w16sdtfl="http://schemas.microsoft.com/office/word/2024/wordml/sdtformatlock" xmlns:w16se="http://schemas.microsoft.com/office/word/2015/wordml/symex" xmlns:wpg="http://schemas.microsoft.com/office/word/2010/wordprocessingGroup" xmlns:wpi="http://schemas.microsoft.com/office/word/2010/wordprocessingInk" xmlns:wne="http://schemas.microsoft.com/office/word/2006/wordml" xmlns:wps="http://schemas.microsoft.com/office/word/2010/wordprocessingShape" mc:Ignorable="w14 w15 w16se w16cid w16 w16cex w16sdtdh w16sdtfl w16du wp14">
   <w:footnote w:type="separator" w:id="-1">
     <w:p>
       <w:pPr>
@@ -1601,7 +1233,7 @@
 </file>
 
 <file path=word/numbering.xml><?xml version="1.0" encoding="utf-8"?>
-<w:numbering xmlns:wpc="http://schemas.microsoft.com/office/word/2010/wordprocessingCanvas" xmlns:cx="http://schemas.microsoft.com/office/drawing/2014/chartex" xmlns:cx1="http://schemas.microsoft.com/office/drawing/2015/9/8/chartex" xmlns:cx2="http://schemas.microsoft.com/office/drawing/2015/10/21/chartex" xmlns:cx3="http://schemas.microsoft.com/office/drawing/2016/5/9/chartex" xmlns:cx4="http://schemas.microsoft.com/office/drawing/2016/5/10/chartex" xmlns:cx5="http://schemas.microsoft.com/office/drawing/2016/5/11/chartex" xmlns:cx6="http://schemas.microsoft.com/office/drawing/2016/5/12/chartex" xmlns:cx7="http://schemas.microsoft.com/office/drawing/2016/5/13/chartex" xmlns:cx8="http://schemas.microsoft.com/office/drawing/2016/5/14/chartex" xmlns:mc="http://schemas.openxmlformats.org/markup-compatibility/2006" xmlns:aink="http://schemas.microsoft.com/office/drawing/2016/ink" xmlns:am3d="http://schemas.microsoft.com/office/drawing/2017/model3d" xmlns:o="urn:schemas-microsoft-com:office:office" xmlns:oel="http://schemas.microsoft.com/office/2019/extlst" xmlns:r="http://schemas.openxmlformats.org/officeDocument/2006/relationships" xmlns:m="http://schemas.openxmlformats.org/officeDocument/2006/math" xmlns:v="urn:schemas-microsoft-com:vml" xmlns:wp14="http://schemas.microsoft.com/office/word/2010/wordprocessingDrawing" xmlns:wp="http://schemas.openxmlformats.org/drawingml/2006/wordprocessingDrawing" xmlns:w10="urn:schemas-microsoft-com:office:word" xmlns:w="http://schemas.openxmlformats.org/wordprocessingml/2006/main" xmlns:w14="http://schemas.microsoft.com/office/word/2010/wordml" xmlns:w15="http://schemas.microsoft.com/office/word/2012/wordml" xmlns:w16cei="http://schemas.microsoft.com/office/word/2026/wordml/cei" xmlns:w16cex="http://schemas.microsoft.com/office/word/2018/wordml/cex" xmlns:w16cid="http://schemas.microsoft.com/office/word/2016/wordml/cid" xmlns:w16="http://schemas.microsoft.com/office/word/2018/wordml" xmlns:w16du="http://schemas.microsoft.com/office/word/2023/wordml/word16du" xmlns:w16sdtdh="http://schemas.microsoft.com/office/word/2020/wordml/sdtdatahash" xmlns:w16sdtfl="http://schemas.microsoft.com/office/word/2024/wordml/sdtformatlock" xmlns:w16se="http://schemas.microsoft.com/office/word/2015/wordml/symex" xmlns:wpg="http://schemas.microsoft.com/office/word/2010/wordprocessingGroup" xmlns:wpi="http://schemas.microsoft.com/office/word/2010/wordprocessingInk" xmlns:wne="http://schemas.microsoft.com/office/word/2006/wordml" xmlns:wps="http://schemas.microsoft.com/office/word/2010/wordprocessingShape" mc:Ignorable="w14 w15 w16se w16cid w16 w16cex w16sdtdh w16sdtfl w16du wp14">
+<w:numbering xmlns:wpc="http://schemas.microsoft.com/office/word/2010/wordprocessingCanvas" xmlns:cx="http://schemas.microsoft.com/office/drawing/2014/chartex" xmlns:cx1="http://schemas.microsoft.com/office/drawing/2015/9/8/chartex" xmlns:cx2="http://schemas.microsoft.com/office/drawing/2015/10/21/chartex" xmlns:cx3="http://schemas.microsoft.com/office/drawing/2016/5/9/chartex" xmlns:cx4="http://schemas.microsoft.com/office/drawing/2016/5/10/chartex" xmlns:cx5="http://schemas.microsoft.com/office/drawing/2016/5/11/chartex" xmlns:cx6="http://schemas.microsoft.com/office/drawing/2016/5/12/chartex" xmlns:cx7="http://schemas.microsoft.com/office/drawing/2016/5/13/chartex" xmlns:cx8="http://schemas.microsoft.com/office/drawing/2016/5/14/chartex" xmlns:mc="http://schemas.openxmlformats.org/markup-compatibility/2006" xmlns:aink="http://schemas.microsoft.com/office/drawing/2016/ink" xmlns:am3d="http://schemas.microsoft.com/office/drawing/2017/model3d" xmlns:o="urn:schemas-microsoft-com:office:office" xmlns:oel="http://schemas.microsoft.com/office/2019/extlst" xmlns:r="http://schemas.openxmlformats.org/officeDocument/2006/relationships" xmlns:m="http://schemas.openxmlformats.org/officeDocument/2006/math" xmlns:v="urn:schemas-microsoft-com:vml" xmlns:wp14="http://schemas.microsoft.com/office/word/2010/wordprocessingDrawing" xmlns:wp="http://schemas.openxmlformats.org/drawingml/2006/wordprocessingDrawing" xmlns:w10="urn:schemas-microsoft-com:office:word" xmlns:w="http://schemas.openxmlformats.org/wordprocessingml/2006/main" xmlns:w14="http://schemas.microsoft.com/office/word/2010/wordml" xmlns:w15="http://schemas.microsoft.com/office/word/2012/wordml" xmlns:w16cex="http://schemas.microsoft.com/office/word/2018/wordml/cex" xmlns:w16cid="http://schemas.microsoft.com/office/word/2016/wordml/cid" xmlns:w16="http://schemas.microsoft.com/office/word/2018/wordml" xmlns:w16du="http://schemas.microsoft.com/office/word/2023/wordml/word16du" xmlns:w16sdtdh="http://schemas.microsoft.com/office/word/2020/wordml/sdtdatahash" xmlns:w16sdtfl="http://schemas.microsoft.com/office/word/2024/wordml/sdtformatlock" xmlns:w16se="http://schemas.microsoft.com/office/word/2015/wordml/symex" xmlns:wpg="http://schemas.microsoft.com/office/word/2010/wordprocessingGroup" xmlns:wpi="http://schemas.microsoft.com/office/word/2010/wordprocessingInk" xmlns:wne="http://schemas.microsoft.com/office/word/2006/wordml" xmlns:wps="http://schemas.microsoft.com/office/word/2010/wordprocessingShape" mc:Ignorable="w14 w15 w16se w16cid w16 w16cex w16sdtdh w16sdtfl w16du wp14">
   <w:abstractNum w:abstractNumId="0" w15:restartNumberingAfterBreak="0">
     <w:nsid w:val="C25A4D08"/>
     <w:multiLevelType w:val="hybridMultilevel"/>
@@ -6515,7 +6147,7 @@
       <w:spacing w:after="160" w:line="259" w:lineRule="auto"/>
     </w:pPr>
     <w:rPr>
-      <w:rFonts w:ascii="Aptos" w:hAnsi="Aptos" w:eastAsia="Aptos" w:cs="Aptos"/>
+      <w:rFonts w:cs="Aptos"/>
       <w:kern w:val="2"/>
       <w:sz w:val="22"/>
       <w:szCs w:val="22"/>

--- a/assets/downloads/simulation-15/rubric-unconscious-basketball.docx
+++ b/assets/downloads/simulation-15/rubric-unconscious-basketball.docx
@@ -1,6 +1,6 @@
 
 <file path=word/document.xml><?xml version="1.0" encoding="utf-8"?>
-<w:document xmlns:wpc="http://schemas.microsoft.com/office/word/2010/wordprocessingCanvas" xmlns:cx="http://schemas.microsoft.com/office/drawing/2014/chartex" xmlns:cx1="http://schemas.microsoft.com/office/drawing/2015/9/8/chartex" xmlns:cx2="http://schemas.microsoft.com/office/drawing/2015/10/21/chartex" xmlns:cx3="http://schemas.microsoft.com/office/drawing/2016/5/9/chartex" xmlns:cx4="http://schemas.microsoft.com/office/drawing/2016/5/10/chartex" xmlns:cx5="http://schemas.microsoft.com/office/drawing/2016/5/11/chartex" xmlns:cx6="http://schemas.microsoft.com/office/drawing/2016/5/12/chartex" xmlns:cx7="http://schemas.microsoft.com/office/drawing/2016/5/13/chartex" xmlns:cx8="http://schemas.microsoft.com/office/drawing/2016/5/14/chartex" xmlns:mc="http://schemas.openxmlformats.org/markup-compatibility/2006" xmlns:aink="http://schemas.microsoft.com/office/drawing/2016/ink" xmlns:am3d="http://schemas.microsoft.com/office/drawing/2017/model3d" xmlns:o="urn:schemas-microsoft-com:office:office" xmlns:oel="http://schemas.microsoft.com/office/2019/extlst" xmlns:r="http://schemas.openxmlformats.org/officeDocument/2006/relationships" xmlns:m="http://schemas.openxmlformats.org/officeDocument/2006/math" xmlns:v="urn:schemas-microsoft-com:vml" xmlns:wp14="http://schemas.microsoft.com/office/word/2010/wordprocessingDrawing" xmlns:wp="http://schemas.openxmlformats.org/drawingml/2006/wordprocessingDrawing" xmlns:w10="urn:schemas-microsoft-com:office:word" xmlns:w="http://schemas.openxmlformats.org/wordprocessingml/2006/main" xmlns:w14="http://schemas.microsoft.com/office/word/2010/wordml" xmlns:w15="http://schemas.microsoft.com/office/word/2012/wordml" xmlns:w16cex="http://schemas.microsoft.com/office/word/2018/wordml/cex" xmlns:w16cid="http://schemas.microsoft.com/office/word/2016/wordml/cid" xmlns:w16="http://schemas.microsoft.com/office/word/2018/wordml" xmlns:w16du="http://schemas.microsoft.com/office/word/2023/wordml/word16du" xmlns:w16sdtdh="http://schemas.microsoft.com/office/word/2020/wordml/sdtdatahash" xmlns:w16sdtfl="http://schemas.microsoft.com/office/word/2024/wordml/sdtformatlock" xmlns:w16se="http://schemas.microsoft.com/office/word/2015/wordml/symex" xmlns:wpg="http://schemas.microsoft.com/office/word/2010/wordprocessingGroup" xmlns:wpi="http://schemas.microsoft.com/office/word/2010/wordprocessingInk" xmlns:wne="http://schemas.microsoft.com/office/word/2006/wordml" xmlns:wps="http://schemas.microsoft.com/office/word/2010/wordprocessingShape" mc:Ignorable="w14 w15 w16se w16cid w16 w16cex w16sdtdh w16sdtfl w16du wp14">
+<w:document xmlns:wpc="http://schemas.microsoft.com/office/word/2010/wordprocessingCanvas" xmlns:cx="http://schemas.microsoft.com/office/drawing/2014/chartex" xmlns:cx1="http://schemas.microsoft.com/office/drawing/2015/9/8/chartex" xmlns:cx2="http://schemas.microsoft.com/office/drawing/2015/10/21/chartex" xmlns:cx3="http://schemas.microsoft.com/office/drawing/2016/5/9/chartex" xmlns:cx4="http://schemas.microsoft.com/office/drawing/2016/5/10/chartex" xmlns:cx5="http://schemas.microsoft.com/office/drawing/2016/5/11/chartex" xmlns:cx6="http://schemas.microsoft.com/office/drawing/2016/5/12/chartex" xmlns:cx7="http://schemas.microsoft.com/office/drawing/2016/5/13/chartex" xmlns:cx8="http://schemas.microsoft.com/office/drawing/2016/5/14/chartex" xmlns:mc="http://schemas.openxmlformats.org/markup-compatibility/2006" xmlns:aink="http://schemas.microsoft.com/office/drawing/2016/ink" xmlns:am3d="http://schemas.microsoft.com/office/drawing/2017/model3d" xmlns:o="urn:schemas-microsoft-com:office:office" xmlns:oel="http://schemas.microsoft.com/office/2019/extlst" xmlns:r="http://schemas.openxmlformats.org/officeDocument/2006/relationships" xmlns:m="http://schemas.openxmlformats.org/officeDocument/2006/math" xmlns:v="urn:schemas-microsoft-com:vml" xmlns:wp14="http://schemas.microsoft.com/office/word/2010/wordprocessingDrawing" xmlns:wp="http://schemas.openxmlformats.org/drawingml/2006/wordprocessingDrawing" xmlns:w10="urn:schemas-microsoft-com:office:word" xmlns:w="http://schemas.openxmlformats.org/wordprocessingml/2006/main" xmlns:w14="http://schemas.microsoft.com/office/word/2010/wordml" xmlns:w15="http://schemas.microsoft.com/office/word/2012/wordml" xmlns:w16cei="http://schemas.microsoft.com/office/word/2026/wordml/cei" xmlns:w16cex="http://schemas.microsoft.com/office/word/2018/wordml/cex" xmlns:w16cid="http://schemas.microsoft.com/office/word/2016/wordml/cid" xmlns:w16="http://schemas.microsoft.com/office/word/2018/wordml" xmlns:w16du="http://schemas.microsoft.com/office/word/2023/wordml/word16du" xmlns:w16sdtdh="http://schemas.microsoft.com/office/word/2020/wordml/sdtdatahash" xmlns:w16sdtfl="http://schemas.microsoft.com/office/word/2024/wordml/sdtformatlock" xmlns:w16se="http://schemas.microsoft.com/office/word/2015/wordml/symex" xmlns:wpg="http://schemas.microsoft.com/office/word/2010/wordprocessingGroup" xmlns:wpi="http://schemas.microsoft.com/office/word/2010/wordprocessingInk" xmlns:wne="http://schemas.microsoft.com/office/word/2006/wordml" xmlns:wps="http://schemas.microsoft.com/office/word/2010/wordprocessingShape" mc:Ignorable="w14 w15 w16se w16cid w16 w16cex w16sdtdh w16sdtfl w16du wp14">
   <w:body>
     <w:p>
       <w:pPr>
@@ -15,15 +15,19 @@
       </w:pPr>
       <w:r>
         <w:rPr>
-          <w:rFonts w:ascii="Aptos" w:eastAsia="Aptos" w:hAnsi="Aptos"/>
+          <w:rFonts w:ascii="Aptos" w:hAnsi="Aptos" w:eastAsia="Aptos" w:cs="Aptos"/>
           <w:color w:val="000000"/>
+          <w:sz w:val="40"/>
+          <w:szCs w:val="40"/>
         </w:rPr>
         <w:t xml:space="preserve">Rubric: </w:t>
       </w:r>
       <w:r>
         <w:rPr>
-          <w:rFonts w:ascii="Aptos" w:eastAsia="Aptos" w:hAnsi="Aptos"/>
+          <w:rFonts w:ascii="Aptos" w:hAnsi="Aptos" w:eastAsia="Aptos" w:cs="Aptos"/>
           <w:color w:val="000000"/>
+          <w:sz w:val="40"/>
+          <w:szCs w:val="40"/>
         </w:rPr>
         <w:t>Unconscious Basketball</w:t>
       </w:r>
@@ -31,18 +35,17 @@
     <w:tbl>
       <w:tblPr>
         <w:tblStyle w:val="TableGrid"/>
-        <w:tblW w:w="5235" w:type="pct"/>
+        <w:tblW w:w="5000" w:type="pct"/>
         <w:tblLook w:val="04A0" w:firstRow="1" w:lastRow="0" w:firstColumn="1" w:lastColumn="0" w:noHBand="0" w:noVBand="1"/>
       </w:tblPr>
       <w:tblGrid>
         <w:gridCol w:w="1458"/>
         <w:gridCol w:w="540"/>
-        <w:gridCol w:w="2700"/>
-        <w:gridCol w:w="360"/>
-        <w:gridCol w:w="1710"/>
-        <w:gridCol w:w="90"/>
-        <w:gridCol w:w="3162"/>
-        <w:gridCol w:w="6"/>
+        <w:gridCol w:w="2486"/>
+        <w:gridCol w:w="214"/>
+        <w:gridCol w:w="900"/>
+        <w:gridCol w:w="720"/>
+        <w:gridCol w:w="3258"/>
       </w:tblGrid>
       <w:tr>
         <w:trPr>
@@ -70,6 +73,7 @@
             </w:pPr>
             <w:r>
               <w:rPr>
+                <w:rFonts w:ascii="Aptos" w:hAnsi="Aptos" w:eastAsia="Aptos" w:cs="Aptos"/>
                 <w:color w:val="000000"/>
                 <w:sz w:val="24"/>
                 <w:szCs w:val="24"/>
@@ -81,6 +85,29 @@
         <w:tc>
           <w:tcPr>
             <w:tcW w:w="3240" w:type="dxa"/>
+            <w:gridSpan w:val="3"/>
+            <w:tcBorders>
+              <w:top w:val="nil"/>
+              <w:left w:val="nil"/>
+              <w:right w:val="nil"/>
+            </w:tcBorders>
+          </w:tcPr>
+          <w:p>
+            <w:pPr>
+              <w:spacing w:after="0" w:line="240" w:lineRule="auto"/>
+              <w:ind w:left="144" w:hanging="144"/>
+              <w:rPr>
+                <w:rFonts w:ascii="Times New Roman" w:hAnsi="Times New Roman"/>
+                <w:color w:val="000000"/>
+                <w:sz w:val="24"/>
+                <w:szCs w:val="24"/>
+              </w:rPr>
+            </w:pPr>
+          </w:p>
+        </w:tc>
+        <w:tc>
+          <w:tcPr>
+            <w:tcW w:w="1620" w:type="dxa"/>
             <w:gridSpan w:val="2"/>
             <w:tcBorders>
               <w:top w:val="nil"/>
@@ -99,12 +126,20 @@
                 <w:szCs w:val="24"/>
               </w:rPr>
             </w:pPr>
+            <w:r>
+              <w:rPr>
+                <w:rFonts w:ascii="Aptos" w:hAnsi="Aptos" w:eastAsia="Aptos" w:cs="Aptos"/>
+                <w:color w:val="000000"/>
+                <w:sz w:val="24"/>
+                <w:szCs w:val="24"/>
+              </w:rPr>
+              <w:t>Proctor name:</w:t>
+            </w:r>
           </w:p>
         </w:tc>
         <w:tc>
           <w:tcPr>
-            <w:tcW w:w="2070" w:type="dxa"/>
-            <w:gridSpan w:val="2"/>
+            <w:tcW w:w="3258" w:type="dxa"/>
             <w:tcBorders>
               <w:top w:val="nil"/>
               <w:left w:val="nil"/>
@@ -122,44 +157,11 @@
                 <w:szCs w:val="24"/>
               </w:rPr>
             </w:pPr>
-            <w:r>
-              <w:rPr>
-                <w:color w:val="000000"/>
-                <w:sz w:val="24"/>
-                <w:szCs w:val="24"/>
-              </w:rPr>
-              <w:t>Proctor name:</w:t>
-            </w:r>
-          </w:p>
-        </w:tc>
-        <w:tc>
-          <w:tcPr>
-            <w:tcW w:w="3258" w:type="dxa"/>
-            <w:gridSpan w:val="3"/>
-            <w:tcBorders>
-              <w:top w:val="nil"/>
-              <w:left w:val="nil"/>
-              <w:right w:val="nil"/>
-            </w:tcBorders>
-          </w:tcPr>
-          <w:p>
-            <w:pPr>
-              <w:spacing w:after="0" w:line="240" w:lineRule="auto"/>
-              <w:ind w:left="144" w:hanging="144"/>
-              <w:rPr>
-                <w:rFonts w:ascii="Times New Roman" w:hAnsi="Times New Roman"/>
-                <w:color w:val="000000"/>
-                <w:sz w:val="24"/>
-                <w:szCs w:val="24"/>
-              </w:rPr>
-            </w:pPr>
           </w:p>
         </w:tc>
       </w:tr>
       <w:tr>
         <w:trPr>
-          <w:gridAfter w:val="1"/>
-          <w:wAfter w:w="6" w:type="dxa"/>
           <w:trHeight w:val="300"/>
         </w:trPr>
         <w:tc>
@@ -183,6 +185,7 @@
             </w:pPr>
             <w:r>
               <w:rPr>
+                <w:rFonts w:ascii="Aptos" w:hAnsi="Aptos" w:eastAsia="Aptos" w:cs="Aptos"/>
                 <w:b/>
                 <w:bCs/>
                 <w:color w:val="FFFFFF" w:themeColor="background1"/>
@@ -195,7 +198,38 @@
         </w:tc>
         <w:tc>
           <w:tcPr>
-            <w:tcW w:w="3060" w:type="dxa"/>
+            <w:tcW w:w="2486" w:type="dxa"/>
+            <w:shd w:val="clear" w:color="auto" w:fill="A73023"/>
+          </w:tcPr>
+          <w:p>
+            <w:pPr>
+              <w:spacing w:after="0" w:line="240" w:lineRule="auto"/>
+              <w:ind w:left="144" w:hanging="144"/>
+              <w:rPr>
+                <w:rFonts w:ascii="Times New Roman" w:hAnsi="Times New Roman"/>
+                <w:b/>
+                <w:bCs/>
+                <w:color w:val="FFFFFF" w:themeColor="background1"/>
+                <w:sz w:val="24"/>
+                <w:szCs w:val="24"/>
+              </w:rPr>
+            </w:pPr>
+            <w:r>
+              <w:rPr>
+                <w:rFonts w:ascii="Aptos" w:hAnsi="Aptos" w:eastAsia="Aptos" w:cs="Aptos"/>
+                <w:b/>
+                <w:bCs/>
+                <w:color w:val="FFFFFF" w:themeColor="background1"/>
+                <w:sz w:val="24"/>
+                <w:szCs w:val="24"/>
+              </w:rPr>
+              <w:t>DESCRIPTION</w:t>
+            </w:r>
+          </w:p>
+        </w:tc>
+        <w:tc>
+          <w:tcPr>
+            <w:tcW w:w="1114" w:type="dxa"/>
             <w:gridSpan w:val="2"/>
             <w:shd w:val="clear" w:color="auto" w:fill="A73023"/>
           </w:tcPr>
@@ -214,19 +248,20 @@
             </w:pPr>
             <w:r>
               <w:rPr>
+                <w:rFonts w:ascii="Aptos" w:hAnsi="Aptos" w:eastAsia="Aptos" w:cs="Aptos"/>
                 <w:b/>
                 <w:bCs/>
                 <w:color w:val="FFFFFF" w:themeColor="background1"/>
                 <w:sz w:val="24"/>
                 <w:szCs w:val="24"/>
               </w:rPr>
-              <w:t>DESCRIPTION</w:t>
+              <w:t>SCORE</w:t>
             </w:r>
           </w:p>
         </w:tc>
         <w:tc>
           <w:tcPr>
-            <w:tcW w:w="1800" w:type="dxa"/>
+            <w:tcW w:w="3978" w:type="dxa"/>
             <w:gridSpan w:val="2"/>
             <w:shd w:val="clear" w:color="auto" w:fill="A73023"/>
           </w:tcPr>
@@ -245,36 +280,7 @@
             </w:pPr>
             <w:r>
               <w:rPr>
-                <w:b/>
-                <w:bCs/>
-                <w:color w:val="FFFFFF" w:themeColor="background1"/>
-                <w:sz w:val="24"/>
-                <w:szCs w:val="24"/>
-              </w:rPr>
-              <w:t>SCORE</w:t>
-            </w:r>
-          </w:p>
-        </w:tc>
-        <w:tc>
-          <w:tcPr>
-            <w:tcW w:w="3162" w:type="dxa"/>
-            <w:shd w:val="clear" w:color="auto" w:fill="A73023"/>
-          </w:tcPr>
-          <w:p>
-            <w:pPr>
-              <w:spacing w:after="0" w:line="240" w:lineRule="auto"/>
-              <w:ind w:left="144" w:hanging="144"/>
-              <w:rPr>
-                <w:rFonts w:ascii="Times New Roman" w:hAnsi="Times New Roman"/>
-                <w:b/>
-                <w:bCs/>
-                <w:color w:val="FFFFFF" w:themeColor="background1"/>
-                <w:sz w:val="24"/>
-                <w:szCs w:val="24"/>
-              </w:rPr>
-            </w:pPr>
-            <w:r>
-              <w:rPr>
+                <w:rFonts w:ascii="Aptos" w:hAnsi="Aptos" w:eastAsia="Aptos" w:cs="Aptos"/>
                 <w:b/>
                 <w:bCs/>
                 <w:color w:val="FFFFFF" w:themeColor="background1"/>
@@ -288,8 +294,6 @@
       </w:tr>
       <w:tr>
         <w:trPr>
-          <w:gridAfter w:val="1"/>
-          <w:wAfter w:w="6" w:type="dxa"/>
           <w:trHeight w:val="1008"/>
         </w:trPr>
         <w:tc>
@@ -305,13 +309,18 @@
               <w:rPr>
                 <w:rFonts w:ascii="Times New Roman" w:hAnsi="Times New Roman"/>
                 <w:color w:val="000000"/>
+                <w:sz w:val="24"/>
+                <w:szCs w:val="24"/>
               </w:rPr>
             </w:pPr>
             <w:r>
               <w:rPr>
+                <w:rFonts w:ascii="Aptos" w:eastAsia="Aptos" w:hAnsi="Aptos" w:cs="Aptos"/>
                 <w:bCs/>
                 <w:color w:val="000000"/>
                 <w:kern w:val="0"/>
+                <w:sz w:val="24"/>
+                <w:szCs w:val="24"/>
               </w:rPr>
               <w:t>Safety</w:t>
             </w:r>
@@ -319,7 +328,57 @@
         </w:tc>
         <w:tc>
           <w:tcPr>
-            <w:tcW w:w="3060" w:type="dxa"/>
+            <w:tcW w:w="2486" w:type="dxa"/>
+          </w:tcPr>
+          <w:p>
+            <w:pPr>
+              <w:spacing w:after="0" w:line="240" w:lineRule="auto"/>
+              <w:ind w:left="144" w:hanging="144"/>
+              <w:rPr>
+                <w:rFonts w:ascii="Times New Roman" w:hAnsi="Times New Roman"/>
+                <w:color w:val="000000"/>
+                <w:sz w:val="24"/>
+                <w:szCs w:val="24"/>
+              </w:rPr>
+            </w:pPr>
+            <w:r>
+              <w:rPr>
+                <w:rFonts w:ascii="Aptos" w:eastAsia="Aptos" w:hAnsi="Aptos" w:cs="Aptos"/>
+                <w:bCs/>
+                <w:color w:val="000000"/>
+                <w:kern w:val="0"/>
+                <w:sz w:val="24"/>
+                <w:szCs w:val="24"/>
+              </w:rPr>
+              <w:t>Assumed</w:t>
+            </w:r>
+            <w:r>
+              <w:rPr>
+                <w:rFonts w:ascii="Aptos" w:eastAsia="Aptos" w:hAnsi="Aptos" w:cs="Aptos"/>
+                <w:bCs/>
+                <w:color w:val="000000"/>
+                <w:kern w:val="0"/>
+                <w:sz w:val="24"/>
+                <w:szCs w:val="24"/>
+              </w:rPr>
+              <w:t>,</w:t>
+            </w:r>
+            <w:r>
+              <w:rPr>
+                <w:rFonts w:ascii="Aptos" w:eastAsia="Aptos" w:hAnsi="Aptos" w:cs="Aptos"/>
+                <w:bCs/>
+                <w:color w:val="000000"/>
+                <w:kern w:val="0"/>
+                <w:sz w:val="24"/>
+                <w:szCs w:val="24"/>
+              </w:rPr>
+              <w:t xml:space="preserve"> but provider is safe, performs safe actions, and considers patient safety</w:t>
+            </w:r>
+          </w:p>
+        </w:tc>
+        <w:tc>
+          <w:tcPr>
+            <w:tcW w:w="1114" w:type="dxa"/>
             <w:gridSpan w:val="2"/>
           </w:tcPr>
           <w:p>
@@ -329,21 +388,15 @@
               <w:rPr>
                 <w:rFonts w:ascii="Times New Roman" w:hAnsi="Times New Roman"/>
                 <w:color w:val="000000"/>
+                <w:sz w:val="24"/>
+                <w:szCs w:val="24"/>
               </w:rPr>
             </w:pPr>
-            <w:r>
-              <w:rPr>
-                <w:bCs/>
-                <w:color w:val="000000"/>
-                <w:kern w:val="0"/>
-              </w:rPr>
-              <w:t>Assumed, but provider is safe, performs safe actions, and considers patient safety</w:t>
-            </w:r>
           </w:p>
         </w:tc>
         <w:tc>
           <w:tcPr>
-            <w:tcW w:w="1800" w:type="dxa"/>
+            <w:tcW w:w="3978" w:type="dxa"/>
             <w:gridSpan w:val="2"/>
           </w:tcPr>
           <w:p>
@@ -353,21 +406,8 @@
               <w:rPr>
                 <w:rFonts w:ascii="Times New Roman" w:hAnsi="Times New Roman"/>
                 <w:color w:val="000000"/>
-              </w:rPr>
-            </w:pPr>
-          </w:p>
-        </w:tc>
-        <w:tc>
-          <w:tcPr>
-            <w:tcW w:w="3162" w:type="dxa"/>
-          </w:tcPr>
-          <w:p>
-            <w:pPr>
-              <w:spacing w:after="0" w:line="240" w:lineRule="auto"/>
-              <w:ind w:left="144" w:hanging="144"/>
-              <w:rPr>
-                <w:rFonts w:ascii="Times New Roman" w:hAnsi="Times New Roman"/>
-                <w:color w:val="000000"/>
+                <w:sz w:val="24"/>
+                <w:szCs w:val="24"/>
               </w:rPr>
             </w:pPr>
           </w:p>
@@ -375,8 +415,6 @@
       </w:tr>
       <w:tr>
         <w:trPr>
-          <w:gridAfter w:val="1"/>
-          <w:wAfter w:w="6" w:type="dxa"/>
           <w:trHeight w:val="692"/>
         </w:trPr>
         <w:tc>
@@ -392,13 +430,18 @@
               <w:rPr>
                 <w:rFonts w:ascii="Times New Roman" w:hAnsi="Times New Roman"/>
                 <w:color w:val="000000"/>
+                <w:sz w:val="24"/>
+                <w:szCs w:val="24"/>
               </w:rPr>
             </w:pPr>
             <w:r>
               <w:rPr>
+                <w:rFonts w:ascii="Aptos" w:eastAsia="Aptos" w:hAnsi="Aptos" w:cs="Aptos"/>
                 <w:bCs/>
                 <w:color w:val="000000"/>
                 <w:kern w:val="0"/>
+                <w:sz w:val="24"/>
+                <w:szCs w:val="24"/>
               </w:rPr>
               <w:t>Pulse, breathing, and responsiveness (PBR)</w:t>
             </w:r>
@@ -406,7 +449,57 @@
         </w:tc>
         <w:tc>
           <w:tcPr>
-            <w:tcW w:w="3060" w:type="dxa"/>
+            <w:tcW w:w="2486" w:type="dxa"/>
+          </w:tcPr>
+          <w:p>
+            <w:pPr>
+              <w:spacing w:after="0" w:line="240" w:lineRule="auto"/>
+              <w:ind w:left="144" w:hanging="144"/>
+              <w:rPr>
+                <w:rFonts w:ascii="Times New Roman" w:hAnsi="Times New Roman"/>
+                <w:color w:val="000000"/>
+                <w:sz w:val="24"/>
+                <w:szCs w:val="24"/>
+              </w:rPr>
+            </w:pPr>
+            <w:r>
+              <w:rPr>
+                <w:rFonts w:ascii="Aptos" w:eastAsia="Aptos" w:hAnsi="Aptos" w:cs="Aptos"/>
+                <w:bCs/>
+                <w:color w:val="000000"/>
+                <w:kern w:val="0"/>
+                <w:sz w:val="24"/>
+                <w:szCs w:val="24"/>
+              </w:rPr>
+              <w:t xml:space="preserve">Assessment begins with PBR within </w:t>
+            </w:r>
+            <w:r>
+              <w:rPr>
+                <w:rFonts w:ascii="Aptos" w:eastAsia="Aptos" w:hAnsi="Aptos" w:cs="Aptos"/>
+                <w:bCs/>
+                <w:color w:val="000000"/>
+                <w:kern w:val="0"/>
+                <w:sz w:val="24"/>
+                <w:szCs w:val="24"/>
+              </w:rPr>
+              <w:t>30 sec</w:t>
+            </w:r>
+            <w:r>
+              <w:rPr>
+                <w:rFonts w:ascii="Aptos" w:eastAsia="Aptos" w:hAnsi="Aptos" w:cs="Aptos"/>
+                <w:bCs/>
+                <w:color w:val="000000"/>
+                <w:kern w:val="0"/>
+                <w:sz w:val="24"/>
+                <w:szCs w:val="24"/>
+              </w:rPr>
+              <w:t xml:space="preserve"> of collapse</w:t>
+            </w:r>
+          </w:p>
+        </w:tc>
+        <w:tc>
+          <w:tcPr>
+            <w:tcW w:w="1114" w:type="dxa"/>
             <w:gridSpan w:val="2"/>
           </w:tcPr>
           <w:p>
@@ -416,21 +509,15 @@
               <w:rPr>
                 <w:rFonts w:ascii="Times New Roman" w:hAnsi="Times New Roman"/>
                 <w:color w:val="000000"/>
+                <w:sz w:val="24"/>
+                <w:szCs w:val="24"/>
               </w:rPr>
             </w:pPr>
-            <w:r>
-              <w:rPr>
-                <w:bCs/>
-                <w:color w:val="000000"/>
-                <w:kern w:val="0"/>
-              </w:rPr>
-              <w:t>Assessment begins with PBR within 30 sec of collapse</w:t>
-            </w:r>
           </w:p>
         </w:tc>
         <w:tc>
           <w:tcPr>
-            <w:tcW w:w="1800" w:type="dxa"/>
+            <w:tcW w:w="3978" w:type="dxa"/>
             <w:gridSpan w:val="2"/>
           </w:tcPr>
           <w:p>
@@ -440,21 +527,8 @@
               <w:rPr>
                 <w:rFonts w:ascii="Times New Roman" w:hAnsi="Times New Roman"/>
                 <w:color w:val="000000"/>
-              </w:rPr>
-            </w:pPr>
-          </w:p>
-        </w:tc>
-        <w:tc>
-          <w:tcPr>
-            <w:tcW w:w="3162" w:type="dxa"/>
-          </w:tcPr>
-          <w:p>
-            <w:pPr>
-              <w:spacing w:after="0" w:line="240" w:lineRule="auto"/>
-              <w:ind w:left="144" w:hanging="144"/>
-              <w:rPr>
-                <w:rFonts w:ascii="Times New Roman" w:hAnsi="Times New Roman"/>
-                <w:color w:val="000000"/>
+                <w:sz w:val="24"/>
+                <w:szCs w:val="24"/>
               </w:rPr>
             </w:pPr>
           </w:p>
@@ -462,8 +536,6 @@
       </w:tr>
       <w:tr>
         <w:trPr>
-          <w:gridAfter w:val="1"/>
-          <w:wAfter w:w="6" w:type="dxa"/>
           <w:trHeight w:val="1008"/>
         </w:trPr>
         <w:tc>
@@ -479,21 +551,143 @@
               <w:rPr>
                 <w:rFonts w:ascii="Times New Roman" w:hAnsi="Times New Roman"/>
                 <w:color w:val="000000"/>
+                <w:sz w:val="24"/>
+                <w:szCs w:val="24"/>
               </w:rPr>
             </w:pPr>
             <w:r>
               <w:rPr>
+                <w:rFonts w:ascii="Aptos" w:eastAsia="Aptos" w:hAnsi="Aptos" w:cs="Aptos"/>
                 <w:bCs/>
                 <w:color w:val="000000"/>
                 <w:kern w:val="0"/>
-              </w:rPr>
-              <w:t>Airway and breathing</w:t>
+                <w:sz w:val="24"/>
+                <w:szCs w:val="24"/>
+              </w:rPr>
+              <w:lastRenderedPageBreak/>
+              <w:t xml:space="preserve">Airway and </w:t>
+            </w:r>
+            <w:r>
+              <w:rPr>
+                <w:rFonts w:ascii="Aptos" w:eastAsia="Aptos" w:hAnsi="Aptos" w:cs="Aptos"/>
+                <w:bCs/>
+                <w:color w:val="000000"/>
+                <w:kern w:val="0"/>
+                <w:sz w:val="24"/>
+                <w:szCs w:val="24"/>
+              </w:rPr>
+              <w:t>b</w:t>
+            </w:r>
+            <w:r>
+              <w:rPr>
+                <w:rFonts w:ascii="Aptos" w:eastAsia="Aptos" w:hAnsi="Aptos" w:cs="Aptos"/>
+                <w:bCs/>
+                <w:color w:val="000000"/>
+                <w:kern w:val="0"/>
+                <w:sz w:val="24"/>
+                <w:szCs w:val="24"/>
+              </w:rPr>
+              <w:t>reathing</w:t>
             </w:r>
           </w:p>
         </w:tc>
         <w:tc>
           <w:tcPr>
-            <w:tcW w:w="3060" w:type="dxa"/>
+            <w:tcW w:w="2486" w:type="dxa"/>
+          </w:tcPr>
+          <w:p>
+            <w:pPr>
+              <w:spacing w:after="0" w:line="240" w:lineRule="auto"/>
+              <w:ind w:left="144" w:hanging="144"/>
+              <w:rPr>
+                <w:rFonts w:ascii="Times New Roman" w:hAnsi="Times New Roman"/>
+                <w:color w:val="000000"/>
+                <w:sz w:val="24"/>
+                <w:szCs w:val="24"/>
+              </w:rPr>
+            </w:pPr>
+            <w:r>
+              <w:rPr>
+                <w:rFonts w:ascii="Aptos" w:eastAsia="Aptos" w:hAnsi="Aptos" w:cs="Aptos"/>
+                <w:bCs/>
+                <w:color w:val="000000"/>
+                <w:kern w:val="0"/>
+                <w:sz w:val="24"/>
+                <w:szCs w:val="24"/>
+              </w:rPr>
+              <w:t>Ensures the airway is open, resolves snoring respirations; looks in mouth; uses jaw-thrust maneuver if spinal injury is suspected</w:t>
+            </w:r>
+            <w:r>
+              <w:rPr>
+                <w:rFonts w:ascii="Aptos" w:eastAsia="Aptos" w:hAnsi="Aptos" w:cs="Aptos"/>
+                <w:bCs/>
+                <w:color w:val="000000"/>
+                <w:kern w:val="0"/>
+                <w:sz w:val="24"/>
+                <w:szCs w:val="24"/>
+              </w:rPr>
+              <w:t>—</w:t>
+            </w:r>
+            <w:r>
+              <w:rPr>
+                <w:rFonts w:ascii="Aptos" w:eastAsia="Aptos" w:hAnsi="Aptos" w:cs="Aptos"/>
+                <w:bCs/>
+                <w:color w:val="000000"/>
+                <w:kern w:val="0"/>
+                <w:sz w:val="24"/>
+                <w:szCs w:val="24"/>
+              </w:rPr>
+              <w:t xml:space="preserve">congruent with holding </w:t>
+            </w:r>
+            <w:r>
+              <w:rPr>
+                <w:rFonts w:ascii="Aptos" w:eastAsia="Aptos" w:hAnsi="Aptos" w:cs="Aptos"/>
+                <w:bCs/>
+                <w:color w:val="000000"/>
+                <w:kern w:val="0"/>
+                <w:sz w:val="24"/>
+                <w:szCs w:val="24"/>
+              </w:rPr>
+              <w:t>C</w:t>
+            </w:r>
+            <w:r>
+              <w:rPr>
+                <w:rFonts w:ascii="Aptos" w:eastAsia="Aptos" w:hAnsi="Aptos" w:cs="Aptos"/>
+                <w:bCs/>
+                <w:color w:val="000000"/>
+                <w:kern w:val="0"/>
+                <w:sz w:val="24"/>
+                <w:szCs w:val="24"/>
+              </w:rPr>
+              <w:t xml:space="preserve">-spine or other actions; considers </w:t>
+            </w:r>
+            <w:r>
+              <w:rPr>
+                <w:rFonts w:ascii="Aptos" w:eastAsia="Aptos" w:hAnsi="Aptos" w:cs="Aptos"/>
+                <w:bCs/>
+                <w:color w:val="000000"/>
+                <w:kern w:val="0"/>
+                <w:sz w:val="24"/>
+                <w:szCs w:val="24"/>
+              </w:rPr>
+              <w:t>o</w:t>
+            </w:r>
+            <w:r>
+              <w:rPr>
+                <w:rFonts w:ascii="Aptos" w:eastAsia="Aptos" w:hAnsi="Aptos" w:cs="Aptos"/>
+                <w:bCs/>
+                <w:color w:val="000000"/>
+                <w:kern w:val="0"/>
+                <w:sz w:val="24"/>
+                <w:szCs w:val="24"/>
+              </w:rPr>
+              <w:t>xygen</w:t>
+            </w:r>
+          </w:p>
+        </w:tc>
+        <w:tc>
+          <w:tcPr>
+            <w:tcW w:w="1114" w:type="dxa"/>
             <w:gridSpan w:val="2"/>
           </w:tcPr>
           <w:p>
@@ -503,21 +697,15 @@
               <w:rPr>
                 <w:rFonts w:ascii="Times New Roman" w:hAnsi="Times New Roman"/>
                 <w:color w:val="000000"/>
+                <w:sz w:val="24"/>
+                <w:szCs w:val="24"/>
               </w:rPr>
             </w:pPr>
-            <w:r>
-              <w:rPr>
-                <w:bCs/>
-                <w:color w:val="000000"/>
-                <w:kern w:val="0"/>
-              </w:rPr>
-              <w:t>Ensures the airway is open, resolves snoring respirations; looks in mouth; uses jaw-thrust maneuver if spinal injury is suspected—congruent with holding C-spine or other actions; considers oxygen</w:t>
-            </w:r>
           </w:p>
         </w:tc>
         <w:tc>
           <w:tcPr>
-            <w:tcW w:w="1800" w:type="dxa"/>
+            <w:tcW w:w="3978" w:type="dxa"/>
             <w:gridSpan w:val="2"/>
           </w:tcPr>
           <w:p>
@@ -527,21 +715,8 @@
               <w:rPr>
                 <w:rFonts w:ascii="Times New Roman" w:hAnsi="Times New Roman"/>
                 <w:color w:val="000000"/>
-              </w:rPr>
-            </w:pPr>
-          </w:p>
-        </w:tc>
-        <w:tc>
-          <w:tcPr>
-            <w:tcW w:w="3162" w:type="dxa"/>
-          </w:tcPr>
-          <w:p>
-            <w:pPr>
-              <w:spacing w:after="0" w:line="240" w:lineRule="auto"/>
-              <w:ind w:left="144" w:hanging="144"/>
-              <w:rPr>
-                <w:rFonts w:ascii="Times New Roman" w:hAnsi="Times New Roman"/>
-                <w:color w:val="000000"/>
+                <w:sz w:val="24"/>
+                <w:szCs w:val="24"/>
               </w:rPr>
             </w:pPr>
           </w:p>
@@ -549,8 +724,6 @@
       </w:tr>
       <w:tr>
         <w:trPr>
-          <w:gridAfter w:val="1"/>
-          <w:wAfter w:w="6" w:type="dxa"/>
           <w:trHeight w:val="70"/>
         </w:trPr>
         <w:tc>
@@ -568,13 +741,18 @@
                 <w:b/>
                 <w:bCs/>
                 <w:color w:val="000000"/>
+                <w:sz w:val="24"/>
+                <w:szCs w:val="24"/>
               </w:rPr>
             </w:pPr>
             <w:r>
               <w:rPr>
+                <w:rFonts w:ascii="Aptos" w:eastAsia="Aptos" w:hAnsi="Aptos" w:cs="Aptos"/>
                 <w:bCs/>
                 <w:color w:val="000000"/>
                 <w:kern w:val="0"/>
+                <w:sz w:val="24"/>
+                <w:szCs w:val="24"/>
               </w:rPr>
               <w:t>Circulation</w:t>
             </w:r>
@@ -582,7 +760,35 @@
         </w:tc>
         <w:tc>
           <w:tcPr>
-            <w:tcW w:w="3060" w:type="dxa"/>
+            <w:tcW w:w="2486" w:type="dxa"/>
+          </w:tcPr>
+          <w:p>
+            <w:pPr>
+              <w:spacing w:after="0" w:line="240" w:lineRule="auto"/>
+              <w:ind w:left="144" w:hanging="144"/>
+              <w:rPr>
+                <w:rFonts w:ascii="Times New Roman" w:hAnsi="Times New Roman"/>
+                <w:color w:val="000000"/>
+                <w:sz w:val="24"/>
+                <w:szCs w:val="24"/>
+              </w:rPr>
+            </w:pPr>
+            <w:r>
+              <w:rPr>
+                <w:rFonts w:ascii="Aptos" w:eastAsia="Aptos" w:hAnsi="Aptos" w:cs="Aptos"/>
+                <w:bCs/>
+                <w:color w:val="000000"/>
+                <w:kern w:val="0"/>
+                <w:sz w:val="24"/>
+                <w:szCs w:val="24"/>
+              </w:rPr>
+              <w:t>Assesses pulse, skin color, temperature, and condition</w:t>
+            </w:r>
+          </w:p>
+        </w:tc>
+        <w:tc>
+          <w:tcPr>
+            <w:tcW w:w="1114" w:type="dxa"/>
             <w:gridSpan w:val="2"/>
           </w:tcPr>
           <w:p>
@@ -592,21 +798,15 @@
               <w:rPr>
                 <w:rFonts w:ascii="Times New Roman" w:hAnsi="Times New Roman"/>
                 <w:color w:val="000000"/>
+                <w:sz w:val="24"/>
+                <w:szCs w:val="24"/>
               </w:rPr>
             </w:pPr>
-            <w:r>
-              <w:rPr>
-                <w:bCs/>
-                <w:color w:val="000000"/>
-                <w:kern w:val="0"/>
-              </w:rPr>
-              <w:t>Assesses pulse, skin color, temperature, and condition</w:t>
-            </w:r>
           </w:p>
         </w:tc>
         <w:tc>
           <w:tcPr>
-            <w:tcW w:w="1800" w:type="dxa"/>
+            <w:tcW w:w="3978" w:type="dxa"/>
             <w:gridSpan w:val="2"/>
           </w:tcPr>
           <w:p>
@@ -616,21 +816,8 @@
               <w:rPr>
                 <w:rFonts w:ascii="Times New Roman" w:hAnsi="Times New Roman"/>
                 <w:color w:val="000000"/>
-              </w:rPr>
-            </w:pPr>
-          </w:p>
-        </w:tc>
-        <w:tc>
-          <w:tcPr>
-            <w:tcW w:w="3162" w:type="dxa"/>
-          </w:tcPr>
-          <w:p>
-            <w:pPr>
-              <w:spacing w:after="0" w:line="240" w:lineRule="auto"/>
-              <w:ind w:left="144" w:hanging="144"/>
-              <w:rPr>
-                <w:rFonts w:ascii="Times New Roman" w:hAnsi="Times New Roman"/>
-                <w:color w:val="000000"/>
+                <w:sz w:val="24"/>
+                <w:szCs w:val="24"/>
               </w:rPr>
             </w:pPr>
           </w:p>
@@ -638,8 +825,6 @@
       </w:tr>
       <w:tr>
         <w:trPr>
-          <w:gridAfter w:val="1"/>
-          <w:wAfter w:w="6" w:type="dxa"/>
           <w:trHeight w:val="512"/>
         </w:trPr>
         <w:tc>
@@ -655,13 +840,18 @@
               <w:rPr>
                 <w:rFonts w:ascii="Times New Roman" w:hAnsi="Times New Roman"/>
                 <w:color w:val="000000"/>
+                <w:sz w:val="24"/>
+                <w:szCs w:val="24"/>
               </w:rPr>
             </w:pPr>
             <w:r>
               <w:rPr>
+                <w:rFonts w:ascii="Aptos" w:eastAsia="Aptos" w:hAnsi="Aptos" w:cs="Aptos"/>
                 <w:bCs/>
                 <w:color w:val="000000"/>
                 <w:kern w:val="0"/>
+                <w:sz w:val="24"/>
+                <w:szCs w:val="24"/>
               </w:rPr>
               <w:t>Assesses level of consciousness</w:t>
             </w:r>
@@ -669,7 +859,35 @@
         </w:tc>
         <w:tc>
           <w:tcPr>
-            <w:tcW w:w="3060" w:type="dxa"/>
+            <w:tcW w:w="2486" w:type="dxa"/>
+          </w:tcPr>
+          <w:p>
+            <w:pPr>
+              <w:spacing w:after="0" w:line="240" w:lineRule="auto"/>
+              <w:ind w:left="144" w:hanging="144"/>
+              <w:rPr>
+                <w:rFonts w:ascii="Times New Roman" w:hAnsi="Times New Roman"/>
+                <w:color w:val="000000"/>
+                <w:sz w:val="24"/>
+                <w:szCs w:val="24"/>
+              </w:rPr>
+            </w:pPr>
+            <w:r>
+              <w:rPr>
+                <w:rFonts w:ascii="Aptos" w:eastAsia="Aptos" w:hAnsi="Aptos" w:cs="Aptos"/>
+                <w:bCs/>
+                <w:color w:val="000000"/>
+                <w:kern w:val="0"/>
+                <w:sz w:val="24"/>
+                <w:szCs w:val="24"/>
+              </w:rPr>
+              <w:t>Checks pupil response, attempts responsiveness; repeatedly checks and communicates with patient</w:t>
+            </w:r>
+          </w:p>
+        </w:tc>
+        <w:tc>
+          <w:tcPr>
+            <w:tcW w:w="1114" w:type="dxa"/>
             <w:gridSpan w:val="2"/>
           </w:tcPr>
           <w:p>
@@ -679,21 +897,15 @@
               <w:rPr>
                 <w:rFonts w:ascii="Times New Roman" w:hAnsi="Times New Roman"/>
                 <w:color w:val="000000"/>
+                <w:sz w:val="24"/>
+                <w:szCs w:val="24"/>
               </w:rPr>
             </w:pPr>
-            <w:r>
-              <w:rPr>
-                <w:bCs/>
-                <w:color w:val="000000"/>
-                <w:kern w:val="0"/>
-              </w:rPr>
-              <w:t>Checks pupil response, attempts responsiveness; repeatedly checks and communicates with patient</w:t>
-            </w:r>
           </w:p>
         </w:tc>
         <w:tc>
           <w:tcPr>
-            <w:tcW w:w="1800" w:type="dxa"/>
+            <w:tcW w:w="3978" w:type="dxa"/>
             <w:gridSpan w:val="2"/>
           </w:tcPr>
           <w:p>
@@ -703,21 +915,8 @@
               <w:rPr>
                 <w:rFonts w:ascii="Times New Roman" w:hAnsi="Times New Roman"/>
                 <w:color w:val="000000"/>
-              </w:rPr>
-            </w:pPr>
-          </w:p>
-        </w:tc>
-        <w:tc>
-          <w:tcPr>
-            <w:tcW w:w="3162" w:type="dxa"/>
-          </w:tcPr>
-          <w:p>
-            <w:pPr>
-              <w:spacing w:after="0" w:line="240" w:lineRule="auto"/>
-              <w:ind w:left="144" w:hanging="144"/>
-              <w:rPr>
-                <w:rFonts w:ascii="Times New Roman" w:hAnsi="Times New Roman"/>
-                <w:color w:val="000000"/>
+                <w:sz w:val="24"/>
+                <w:szCs w:val="24"/>
               </w:rPr>
             </w:pPr>
           </w:p>
@@ -725,8 +924,6 @@
       </w:tr>
       <w:tr>
         <w:trPr>
-          <w:gridAfter w:val="1"/>
-          <w:wAfter w:w="6" w:type="dxa"/>
           <w:trHeight w:val="1008"/>
         </w:trPr>
         <w:tc>
@@ -742,21 +939,98 @@
               <w:rPr>
                 <w:rFonts w:ascii="Times New Roman" w:hAnsi="Times New Roman"/>
                 <w:color w:val="000000"/>
+                <w:sz w:val="24"/>
+                <w:szCs w:val="24"/>
               </w:rPr>
             </w:pPr>
             <w:r>
               <w:rPr>
+                <w:rFonts w:ascii="Aptos" w:eastAsia="Aptos" w:hAnsi="Aptos" w:cs="Aptos"/>
                 <w:bCs/>
                 <w:color w:val="000000"/>
                 <w:kern w:val="0"/>
-              </w:rPr>
-              <w:t>Exposure and environment</w:t>
+                <w:sz w:val="24"/>
+                <w:szCs w:val="24"/>
+              </w:rPr>
+              <w:t xml:space="preserve">Exposure and </w:t>
+            </w:r>
+            <w:r>
+              <w:rPr>
+                <w:rFonts w:ascii="Aptos" w:eastAsia="Aptos" w:hAnsi="Aptos" w:cs="Aptos"/>
+                <w:bCs/>
+                <w:color w:val="000000"/>
+                <w:kern w:val="0"/>
+                <w:sz w:val="24"/>
+                <w:szCs w:val="24"/>
+              </w:rPr>
+              <w:t>e</w:t>
+            </w:r>
+            <w:r>
+              <w:rPr>
+                <w:rFonts w:ascii="Aptos" w:eastAsia="Aptos" w:hAnsi="Aptos" w:cs="Aptos"/>
+                <w:bCs/>
+                <w:color w:val="000000"/>
+                <w:kern w:val="0"/>
+                <w:sz w:val="24"/>
+                <w:szCs w:val="24"/>
+              </w:rPr>
+              <w:t>nvironment</w:t>
             </w:r>
           </w:p>
         </w:tc>
         <w:tc>
           <w:tcPr>
-            <w:tcW w:w="3060" w:type="dxa"/>
+            <w:tcW w:w="2486" w:type="dxa"/>
+          </w:tcPr>
+          <w:p>
+            <w:pPr>
+              <w:spacing w:after="0" w:line="240" w:lineRule="auto"/>
+              <w:ind w:left="144" w:hanging="144"/>
+              <w:rPr>
+                <w:rFonts w:ascii="Times New Roman" w:hAnsi="Times New Roman"/>
+                <w:color w:val="000000"/>
+                <w:sz w:val="24"/>
+                <w:szCs w:val="24"/>
+              </w:rPr>
+            </w:pPr>
+            <w:r>
+              <w:rPr>
+                <w:rFonts w:ascii="Aptos" w:eastAsia="Aptos" w:hAnsi="Aptos" w:cs="Aptos"/>
+                <w:bCs/>
+                <w:color w:val="000000"/>
+                <w:kern w:val="0"/>
+                <w:sz w:val="24"/>
+                <w:szCs w:val="24"/>
+              </w:rPr>
+              <w:t xml:space="preserve">Considers </w:t>
+            </w:r>
+            <w:r>
+              <w:rPr>
+                <w:rFonts w:ascii="Aptos" w:eastAsia="Aptos" w:hAnsi="Aptos" w:cs="Aptos"/>
+                <w:bCs/>
+                <w:color w:val="000000"/>
+                <w:kern w:val="0"/>
+                <w:sz w:val="24"/>
+                <w:szCs w:val="24"/>
+              </w:rPr>
+              <w:t xml:space="preserve">a </w:t>
+            </w:r>
+            <w:r>
+              <w:rPr>
+                <w:rFonts w:ascii="Aptos" w:eastAsia="Aptos" w:hAnsi="Aptos" w:cs="Aptos"/>
+                <w:bCs/>
+                <w:color w:val="000000"/>
+                <w:kern w:val="0"/>
+                <w:sz w:val="24"/>
+                <w:szCs w:val="24"/>
+              </w:rPr>
+              <w:t>blanket for shock or mentions temperature management</w:t>
+            </w:r>
+          </w:p>
+        </w:tc>
+        <w:tc>
+          <w:tcPr>
+            <w:tcW w:w="1114" w:type="dxa"/>
             <w:gridSpan w:val="2"/>
           </w:tcPr>
           <w:p>
@@ -766,21 +1040,15 @@
               <w:rPr>
                 <w:rFonts w:ascii="Times New Roman" w:hAnsi="Times New Roman"/>
                 <w:color w:val="000000"/>
+                <w:sz w:val="24"/>
+                <w:szCs w:val="24"/>
               </w:rPr>
             </w:pPr>
-            <w:r>
-              <w:rPr>
-                <w:bCs/>
-                <w:color w:val="000000"/>
-                <w:kern w:val="0"/>
-              </w:rPr>
-              <w:t>Considers a blanket for shock or mentions temperature management</w:t>
-            </w:r>
           </w:p>
         </w:tc>
         <w:tc>
           <w:tcPr>
-            <w:tcW w:w="1800" w:type="dxa"/>
+            <w:tcW w:w="3978" w:type="dxa"/>
             <w:gridSpan w:val="2"/>
           </w:tcPr>
           <w:p>
@@ -790,21 +1058,8 @@
               <w:rPr>
                 <w:rFonts w:ascii="Times New Roman" w:hAnsi="Times New Roman"/>
                 <w:color w:val="000000"/>
-              </w:rPr>
-            </w:pPr>
-          </w:p>
-        </w:tc>
-        <w:tc>
-          <w:tcPr>
-            <w:tcW w:w="3162" w:type="dxa"/>
-          </w:tcPr>
-          <w:p>
-            <w:pPr>
-              <w:spacing w:after="0" w:line="240" w:lineRule="auto"/>
-              <w:ind w:left="144" w:hanging="144"/>
-              <w:rPr>
-                <w:rFonts w:ascii="Times New Roman" w:hAnsi="Times New Roman"/>
-                <w:color w:val="000000"/>
+                <w:sz w:val="24"/>
+                <w:szCs w:val="24"/>
               </w:rPr>
             </w:pPr>
           </w:p>
@@ -812,8 +1067,6 @@
       </w:tr>
       <w:tr>
         <w:trPr>
-          <w:gridAfter w:val="1"/>
-          <w:wAfter w:w="6" w:type="dxa"/>
           <w:trHeight w:val="800"/>
         </w:trPr>
         <w:tc>
@@ -829,21 +1082,120 @@
               <w:rPr>
                 <w:rFonts w:ascii="Times New Roman" w:hAnsi="Times New Roman"/>
                 <w:color w:val="000000"/>
+                <w:sz w:val="24"/>
+                <w:szCs w:val="24"/>
               </w:rPr>
             </w:pPr>
             <w:r>
               <w:rPr>
+                <w:rFonts w:ascii="Aptos" w:eastAsia="Aptos" w:hAnsi="Aptos" w:cs="Aptos"/>
                 <w:bCs/>
                 <w:color w:val="000000"/>
                 <w:kern w:val="0"/>
-              </w:rPr>
-              <w:t>Spinal motion restriction (SMR)</w:t>
+                <w:sz w:val="24"/>
+                <w:szCs w:val="24"/>
+              </w:rPr>
+              <w:t xml:space="preserve">Spinal </w:t>
+            </w:r>
+            <w:r>
+              <w:rPr>
+                <w:rFonts w:ascii="Aptos" w:eastAsia="Aptos" w:hAnsi="Aptos" w:cs="Aptos"/>
+                <w:bCs/>
+                <w:color w:val="000000"/>
+                <w:kern w:val="0"/>
+                <w:sz w:val="24"/>
+                <w:szCs w:val="24"/>
+              </w:rPr>
+              <w:t>m</w:t>
+            </w:r>
+            <w:r>
+              <w:rPr>
+                <w:rFonts w:ascii="Aptos" w:eastAsia="Aptos" w:hAnsi="Aptos" w:cs="Aptos"/>
+                <w:bCs/>
+                <w:color w:val="000000"/>
+                <w:kern w:val="0"/>
+                <w:sz w:val="24"/>
+                <w:szCs w:val="24"/>
+              </w:rPr>
+              <w:t xml:space="preserve">otion </w:t>
+            </w:r>
+            <w:r>
+              <w:rPr>
+                <w:rFonts w:ascii="Aptos" w:eastAsia="Aptos" w:hAnsi="Aptos" w:cs="Aptos"/>
+                <w:bCs/>
+                <w:color w:val="000000"/>
+                <w:kern w:val="0"/>
+                <w:sz w:val="24"/>
+                <w:szCs w:val="24"/>
+              </w:rPr>
+              <w:t>r</w:t>
+            </w:r>
+            <w:r>
+              <w:rPr>
+                <w:rFonts w:ascii="Aptos" w:eastAsia="Aptos" w:hAnsi="Aptos" w:cs="Aptos"/>
+                <w:bCs/>
+                <w:color w:val="000000"/>
+                <w:kern w:val="0"/>
+                <w:sz w:val="24"/>
+                <w:szCs w:val="24"/>
+              </w:rPr>
+              <w:t>estriction (SMR)</w:t>
             </w:r>
           </w:p>
         </w:tc>
         <w:tc>
           <w:tcPr>
-            <w:tcW w:w="3060" w:type="dxa"/>
+            <w:tcW w:w="2486" w:type="dxa"/>
+          </w:tcPr>
+          <w:p>
+            <w:pPr>
+              <w:spacing w:after="0" w:line="240" w:lineRule="auto"/>
+              <w:ind w:left="144" w:hanging="144"/>
+              <w:rPr>
+                <w:rFonts w:ascii="Times New Roman" w:hAnsi="Times New Roman"/>
+                <w:color w:val="000000"/>
+                <w:sz w:val="24"/>
+                <w:szCs w:val="24"/>
+              </w:rPr>
+            </w:pPr>
+            <w:r>
+              <w:rPr>
+                <w:rFonts w:ascii="Aptos" w:eastAsia="Aptos" w:hAnsi="Aptos" w:cs="Aptos"/>
+                <w:bCs/>
+                <w:color w:val="000000"/>
+                <w:kern w:val="0"/>
+                <w:sz w:val="24"/>
+                <w:szCs w:val="24"/>
+              </w:rPr>
+              <w:t xml:space="preserve">Asks for SMR (hold </w:t>
+            </w:r>
+            <w:r>
+              <w:rPr>
+                <w:rFonts w:ascii="Aptos" w:eastAsia="Aptos" w:hAnsi="Aptos" w:cs="Aptos"/>
+                <w:bCs/>
+                <w:color w:val="000000"/>
+                <w:kern w:val="0"/>
+                <w:sz w:val="24"/>
+                <w:szCs w:val="24"/>
+              </w:rPr>
+              <w:t>C</w:t>
+            </w:r>
+            <w:r>
+              <w:rPr>
+                <w:rFonts w:ascii="Aptos" w:eastAsia="Aptos" w:hAnsi="Aptos" w:cs="Aptos"/>
+                <w:bCs/>
+                <w:color w:val="000000"/>
+                <w:kern w:val="0"/>
+                <w:sz w:val="24"/>
+                <w:szCs w:val="24"/>
+              </w:rPr>
+              <w:t>-spine) or justifies why not</w:t>
+            </w:r>
+          </w:p>
+        </w:tc>
+        <w:tc>
+          <w:tcPr>
+            <w:tcW w:w="1114" w:type="dxa"/>
             <w:gridSpan w:val="2"/>
           </w:tcPr>
           <w:p>
@@ -853,39 +1205,15 @@
               <w:rPr>
                 <w:rFonts w:ascii="Times New Roman" w:hAnsi="Times New Roman"/>
                 <w:color w:val="000000"/>
+                <w:sz w:val="24"/>
+                <w:szCs w:val="24"/>
               </w:rPr>
             </w:pPr>
-            <w:r>
-              <w:rPr>
-                <w:bCs/>
-                <w:color w:val="000000"/>
-                <w:kern w:val="0"/>
-              </w:rPr>
-              <w:t xml:space="preserve">Asks for SMR (hold C-spine) or </w:t>
-            </w:r>
-            <w:proofErr w:type="gramStart"/>
-            <w:r>
-              <w:rPr>
-                <w:bCs/>
-                <w:color w:val="000000"/>
-                <w:kern w:val="0"/>
-              </w:rPr>
-              <w:t>justifies</w:t>
-            </w:r>
-            <w:proofErr w:type="gramEnd"/>
-            <w:r>
-              <w:rPr>
-                <w:bCs/>
-                <w:color w:val="000000"/>
-                <w:kern w:val="0"/>
-              </w:rPr>
-              <w:t xml:space="preserve"> why not</w:t>
-            </w:r>
           </w:p>
         </w:tc>
         <w:tc>
           <w:tcPr>
-            <w:tcW w:w="1800" w:type="dxa"/>
+            <w:tcW w:w="3978" w:type="dxa"/>
             <w:gridSpan w:val="2"/>
           </w:tcPr>
           <w:p>
@@ -895,21 +1223,8 @@
               <w:rPr>
                 <w:rFonts w:ascii="Times New Roman" w:hAnsi="Times New Roman"/>
                 <w:color w:val="000000"/>
-              </w:rPr>
-            </w:pPr>
-          </w:p>
-        </w:tc>
-        <w:tc>
-          <w:tcPr>
-            <w:tcW w:w="3162" w:type="dxa"/>
-          </w:tcPr>
-          <w:p>
-            <w:pPr>
-              <w:spacing w:after="0" w:line="240" w:lineRule="auto"/>
-              <w:ind w:left="144" w:hanging="144"/>
-              <w:rPr>
-                <w:rFonts w:ascii="Times New Roman" w:hAnsi="Times New Roman"/>
-                <w:color w:val="000000"/>
+                <w:sz w:val="24"/>
+                <w:szCs w:val="24"/>
               </w:rPr>
             </w:pPr>
           </w:p>
@@ -917,8 +1232,6 @@
       </w:tr>
       <w:tr>
         <w:trPr>
-          <w:gridAfter w:val="1"/>
-          <w:wAfter w:w="6" w:type="dxa"/>
           <w:trHeight w:val="503"/>
         </w:trPr>
         <w:tc>
@@ -934,21 +1247,76 @@
               <w:rPr>
                 <w:rFonts w:ascii="Times New Roman" w:hAnsi="Times New Roman"/>
                 <w:color w:val="000000"/>
+                <w:sz w:val="24"/>
+                <w:szCs w:val="24"/>
               </w:rPr>
             </w:pPr>
             <w:r>
               <w:rPr>
+                <w:rFonts w:ascii="Aptos" w:eastAsia="Aptos" w:hAnsi="Aptos" w:cs="Aptos"/>
                 <w:bCs/>
                 <w:color w:val="000000"/>
                 <w:kern w:val="0"/>
-              </w:rPr>
-              <w:t>Physical examination</w:t>
+                <w:sz w:val="24"/>
+                <w:szCs w:val="24"/>
+              </w:rPr>
+              <w:t xml:space="preserve">Physical </w:t>
+            </w:r>
+            <w:r>
+              <w:rPr>
+                <w:rFonts w:ascii="Aptos" w:eastAsia="Aptos" w:hAnsi="Aptos" w:cs="Aptos"/>
+                <w:bCs/>
+                <w:color w:val="000000"/>
+                <w:kern w:val="0"/>
+                <w:sz w:val="24"/>
+                <w:szCs w:val="24"/>
+              </w:rPr>
+              <w:t>e</w:t>
+            </w:r>
+            <w:r>
+              <w:rPr>
+                <w:rFonts w:ascii="Aptos" w:eastAsia="Aptos" w:hAnsi="Aptos" w:cs="Aptos"/>
+                <w:bCs/>
+                <w:color w:val="000000"/>
+                <w:kern w:val="0"/>
+                <w:sz w:val="24"/>
+                <w:szCs w:val="24"/>
+              </w:rPr>
+              <w:t>xamination</w:t>
             </w:r>
           </w:p>
         </w:tc>
         <w:tc>
           <w:tcPr>
-            <w:tcW w:w="3060" w:type="dxa"/>
+            <w:tcW w:w="2486" w:type="dxa"/>
+          </w:tcPr>
+          <w:p>
+            <w:pPr>
+              <w:spacing w:after="0" w:line="240" w:lineRule="auto"/>
+              <w:ind w:left="144" w:hanging="144"/>
+              <w:rPr>
+                <w:rFonts w:ascii="Times New Roman" w:hAnsi="Times New Roman"/>
+                <w:color w:val="000000"/>
+                <w:sz w:val="24"/>
+                <w:szCs w:val="24"/>
+              </w:rPr>
+            </w:pPr>
+            <w:r>
+              <w:rPr>
+                <w:rFonts w:ascii="Aptos" w:eastAsia="Aptos" w:hAnsi="Aptos" w:cs="Aptos"/>
+                <w:bCs/>
+                <w:color w:val="000000"/>
+                <w:kern w:val="0"/>
+                <w:sz w:val="24"/>
+                <w:szCs w:val="24"/>
+              </w:rPr>
+              <w:t>Conducts a thorough head-to-toe examination</w:t>
+            </w:r>
+          </w:p>
+        </w:tc>
+        <w:tc>
+          <w:tcPr>
+            <w:tcW w:w="1114" w:type="dxa"/>
             <w:gridSpan w:val="2"/>
           </w:tcPr>
           <w:p>
@@ -958,21 +1326,15 @@
               <w:rPr>
                 <w:rFonts w:ascii="Times New Roman" w:hAnsi="Times New Roman"/>
                 <w:color w:val="000000"/>
+                <w:sz w:val="24"/>
+                <w:szCs w:val="24"/>
               </w:rPr>
             </w:pPr>
-            <w:r>
-              <w:rPr>
-                <w:bCs/>
-                <w:color w:val="000000"/>
-                <w:kern w:val="0"/>
-              </w:rPr>
-              <w:t>Conducts a thorough head-to-toe examination</w:t>
-            </w:r>
           </w:p>
         </w:tc>
         <w:tc>
           <w:tcPr>
-            <w:tcW w:w="1800" w:type="dxa"/>
+            <w:tcW w:w="3978" w:type="dxa"/>
             <w:gridSpan w:val="2"/>
           </w:tcPr>
           <w:p>
@@ -982,21 +1344,8 @@
               <w:rPr>
                 <w:rFonts w:ascii="Times New Roman" w:hAnsi="Times New Roman"/>
                 <w:color w:val="000000"/>
-              </w:rPr>
-            </w:pPr>
-          </w:p>
-        </w:tc>
-        <w:tc>
-          <w:tcPr>
-            <w:tcW w:w="3162" w:type="dxa"/>
-          </w:tcPr>
-          <w:p>
-            <w:pPr>
-              <w:spacing w:after="0" w:line="240" w:lineRule="auto"/>
-              <w:ind w:left="144" w:hanging="144"/>
-              <w:rPr>
-                <w:rFonts w:ascii="Times New Roman" w:hAnsi="Times New Roman"/>
-                <w:color w:val="000000"/>
+                <w:sz w:val="24"/>
+                <w:szCs w:val="24"/>
               </w:rPr>
             </w:pPr>
           </w:p>
@@ -1004,8 +1353,6 @@
       </w:tr>
       <w:tr>
         <w:trPr>
-          <w:gridAfter w:val="1"/>
-          <w:wAfter w:w="6" w:type="dxa"/>
           <w:trHeight w:val="737"/>
         </w:trPr>
         <w:tc>
@@ -1021,13 +1368,18 @@
               <w:rPr>
                 <w:rFonts w:ascii="Times New Roman" w:hAnsi="Times New Roman"/>
                 <w:color w:val="000000"/>
+                <w:sz w:val="24"/>
+                <w:szCs w:val="24"/>
               </w:rPr>
             </w:pPr>
             <w:r>
               <w:rPr>
+                <w:rFonts w:ascii="Aptos" w:eastAsia="Aptos" w:hAnsi="Aptos" w:cs="Aptos"/>
                 <w:bCs/>
                 <w:color w:val="000000"/>
                 <w:kern w:val="0"/>
+                <w:sz w:val="24"/>
+                <w:szCs w:val="24"/>
               </w:rPr>
               <w:t>Reassessment</w:t>
             </w:r>
@@ -1035,7 +1387,35 @@
         </w:tc>
         <w:tc>
           <w:tcPr>
-            <w:tcW w:w="3060" w:type="dxa"/>
+            <w:tcW w:w="2486" w:type="dxa"/>
+          </w:tcPr>
+          <w:p>
+            <w:pPr>
+              <w:spacing w:after="0" w:line="240" w:lineRule="auto"/>
+              <w:ind w:left="144" w:hanging="144"/>
+              <w:rPr>
+                <w:rFonts w:ascii="Times New Roman" w:hAnsi="Times New Roman"/>
+                <w:color w:val="000000"/>
+                <w:sz w:val="24"/>
+                <w:szCs w:val="24"/>
+              </w:rPr>
+            </w:pPr>
+            <w:r>
+              <w:rPr>
+                <w:rFonts w:ascii="Aptos" w:eastAsia="Aptos" w:hAnsi="Aptos" w:cs="Aptos"/>
+                <w:bCs/>
+                <w:color w:val="000000"/>
+                <w:kern w:val="0"/>
+                <w:sz w:val="24"/>
+                <w:szCs w:val="24"/>
+              </w:rPr>
+              <w:t>Considers or performs reassessment (able to identify components)</w:t>
+            </w:r>
+          </w:p>
+        </w:tc>
+        <w:tc>
+          <w:tcPr>
+            <w:tcW w:w="1114" w:type="dxa"/>
             <w:gridSpan w:val="2"/>
           </w:tcPr>
           <w:p>
@@ -1045,21 +1425,15 @@
               <w:rPr>
                 <w:rFonts w:ascii="Times New Roman" w:hAnsi="Times New Roman"/>
                 <w:color w:val="000000"/>
+                <w:sz w:val="24"/>
+                <w:szCs w:val="24"/>
               </w:rPr>
             </w:pPr>
-            <w:r>
-              <w:rPr>
-                <w:bCs/>
-                <w:color w:val="000000"/>
-                <w:kern w:val="0"/>
-              </w:rPr>
-              <w:t>Considers or performs reassessment (able to identify components)</w:t>
-            </w:r>
           </w:p>
         </w:tc>
         <w:tc>
           <w:tcPr>
-            <w:tcW w:w="1800" w:type="dxa"/>
+            <w:tcW w:w="3978" w:type="dxa"/>
             <w:gridSpan w:val="2"/>
           </w:tcPr>
           <w:p>
@@ -1069,21 +1443,8 @@
               <w:rPr>
                 <w:rFonts w:ascii="Times New Roman" w:hAnsi="Times New Roman"/>
                 <w:color w:val="000000"/>
-              </w:rPr>
-            </w:pPr>
-          </w:p>
-        </w:tc>
-        <w:tc>
-          <w:tcPr>
-            <w:tcW w:w="3162" w:type="dxa"/>
-          </w:tcPr>
-          <w:p>
-            <w:pPr>
-              <w:spacing w:after="0" w:line="240" w:lineRule="auto"/>
-              <w:ind w:left="144" w:hanging="144"/>
-              <w:rPr>
-                <w:rFonts w:ascii="Times New Roman" w:hAnsi="Times New Roman"/>
-                <w:color w:val="000000"/>
+                <w:sz w:val="24"/>
+                <w:szCs w:val="24"/>
               </w:rPr>
             </w:pPr>
           </w:p>
@@ -1104,6 +1465,7 @@
       </w:pPr>
       <w:r>
         <w:rPr>
+          <w:rFonts w:ascii="Aptos" w:hAnsi="Aptos" w:eastAsia="Aptos" w:cs="Aptos"/>
           <w:color w:val="000000"/>
           <w:sz w:val="20"/>
           <w:szCs w:val="20"/>
@@ -1112,6 +1474,7 @@
       </w:r>
       <w:r>
         <w:rPr>
+          <w:rFonts w:ascii="Aptos" w:hAnsi="Aptos" w:eastAsia="Aptos" w:cs="Aptos"/>
           <w:bCs/>
           <w:color w:val="000000"/>
           <w:sz w:val="20"/>
@@ -1134,6 +1497,7 @@
       </w:pPr>
       <w:r>
         <w:rPr>
+          <w:rFonts w:ascii="Aptos" w:hAnsi="Aptos" w:eastAsia="Aptos" w:cs="Aptos"/>
           <w:bCs/>
           <w:color w:val="000000"/>
           <w:sz w:val="24"/>
@@ -1143,7 +1507,7 @@
       </w:r>
     </w:p>
     <w:sectPr>
-      <w:footerReference w:type="default" r:id="rId7"/>
+      <w:footerReference w:type="default" r:id="rId9"/>
       <w:pgSz w:w="12240" w:h="15840"/>
       <w:pgMar w:top="1440" w:right="1440" w:bottom="1440" w:left="1440" w:header="706" w:footer="706" w:gutter="0"/>
       <w:cols w:space="720"/>
@@ -1154,7 +1518,7 @@
 </file>
 
 <file path=word/endnotes.xml><?xml version="1.0" encoding="utf-8"?>
-<w:endnotes xmlns:wpc="http://schemas.microsoft.com/office/word/2010/wordprocessingCanvas" xmlns:cx="http://schemas.microsoft.com/office/drawing/2014/chartex" xmlns:cx1="http://schemas.microsoft.com/office/drawing/2015/9/8/chartex" xmlns:cx2="http://schemas.microsoft.com/office/drawing/2015/10/21/chartex" xmlns:cx3="http://schemas.microsoft.com/office/drawing/2016/5/9/chartex" xmlns:cx4="http://schemas.microsoft.com/office/drawing/2016/5/10/chartex" xmlns:cx5="http://schemas.microsoft.com/office/drawing/2016/5/11/chartex" xmlns:cx6="http://schemas.microsoft.com/office/drawing/2016/5/12/chartex" xmlns:cx7="http://schemas.microsoft.com/office/drawing/2016/5/13/chartex" xmlns:cx8="http://schemas.microsoft.com/office/drawing/2016/5/14/chartex" xmlns:mc="http://schemas.openxmlformats.org/markup-compatibility/2006" xmlns:aink="http://schemas.microsoft.com/office/drawing/2016/ink" xmlns:am3d="http://schemas.microsoft.com/office/drawing/2017/model3d" xmlns:o="urn:schemas-microsoft-com:office:office" xmlns:oel="http://schemas.microsoft.com/office/2019/extlst" xmlns:r="http://schemas.openxmlformats.org/officeDocument/2006/relationships" xmlns:m="http://schemas.openxmlformats.org/officeDocument/2006/math" xmlns:v="urn:schemas-microsoft-com:vml" xmlns:wp14="http://schemas.microsoft.com/office/word/2010/wordprocessingDrawing" xmlns:wp="http://schemas.openxmlformats.org/drawingml/2006/wordprocessingDrawing" xmlns:w10="urn:schemas-microsoft-com:office:word" xmlns:w="http://schemas.openxmlformats.org/wordprocessingml/2006/main" xmlns:w14="http://schemas.microsoft.com/office/word/2010/wordml" xmlns:w15="http://schemas.microsoft.com/office/word/2012/wordml" xmlns:w16cex="http://schemas.microsoft.com/office/word/2018/wordml/cex" xmlns:w16cid="http://schemas.microsoft.com/office/word/2016/wordml/cid" xmlns:w16="http://schemas.microsoft.com/office/word/2018/wordml" xmlns:w16du="http://schemas.microsoft.com/office/word/2023/wordml/word16du" xmlns:w16sdtdh="http://schemas.microsoft.com/office/word/2020/wordml/sdtdatahash" xmlns:w16sdtfl="http://schemas.microsoft.com/office/word/2024/wordml/sdtformatlock" xmlns:w16se="http://schemas.microsoft.com/office/word/2015/wordml/symex" xmlns:wpg="http://schemas.microsoft.com/office/word/2010/wordprocessingGroup" xmlns:wpi="http://schemas.microsoft.com/office/word/2010/wordprocessingInk" xmlns:wne="http://schemas.microsoft.com/office/word/2006/wordml" xmlns:wps="http://schemas.microsoft.com/office/word/2010/wordprocessingShape" mc:Ignorable="w14 w15 w16se w16cid w16 w16cex w16sdtdh w16sdtfl w16du wp14">
+<w:endnotes xmlns:wpc="http://schemas.microsoft.com/office/word/2010/wordprocessingCanvas" xmlns:cx="http://schemas.microsoft.com/office/drawing/2014/chartex" xmlns:cx1="http://schemas.microsoft.com/office/drawing/2015/9/8/chartex" xmlns:cx2="http://schemas.microsoft.com/office/drawing/2015/10/21/chartex" xmlns:cx3="http://schemas.microsoft.com/office/drawing/2016/5/9/chartex" xmlns:cx4="http://schemas.microsoft.com/office/drawing/2016/5/10/chartex" xmlns:cx5="http://schemas.microsoft.com/office/drawing/2016/5/11/chartex" xmlns:cx6="http://schemas.microsoft.com/office/drawing/2016/5/12/chartex" xmlns:cx7="http://schemas.microsoft.com/office/drawing/2016/5/13/chartex" xmlns:cx8="http://schemas.microsoft.com/office/drawing/2016/5/14/chartex" xmlns:mc="http://schemas.openxmlformats.org/markup-compatibility/2006" xmlns:aink="http://schemas.microsoft.com/office/drawing/2016/ink" xmlns:am3d="http://schemas.microsoft.com/office/drawing/2017/model3d" xmlns:o="urn:schemas-microsoft-com:office:office" xmlns:oel="http://schemas.microsoft.com/office/2019/extlst" xmlns:r="http://schemas.openxmlformats.org/officeDocument/2006/relationships" xmlns:m="http://schemas.openxmlformats.org/officeDocument/2006/math" xmlns:v="urn:schemas-microsoft-com:vml" xmlns:wp14="http://schemas.microsoft.com/office/word/2010/wordprocessingDrawing" xmlns:wp="http://schemas.openxmlformats.org/drawingml/2006/wordprocessingDrawing" xmlns:w10="urn:schemas-microsoft-com:office:word" xmlns:w="http://schemas.openxmlformats.org/wordprocessingml/2006/main" xmlns:w14="http://schemas.microsoft.com/office/word/2010/wordml" xmlns:w15="http://schemas.microsoft.com/office/word/2012/wordml" xmlns:w16cei="http://schemas.microsoft.com/office/word/2026/wordml/cei" xmlns:w16cex="http://schemas.microsoft.com/office/word/2018/wordml/cex" xmlns:w16cid="http://schemas.microsoft.com/office/word/2016/wordml/cid" xmlns:w16="http://schemas.microsoft.com/office/word/2018/wordml" xmlns:w16du="http://schemas.microsoft.com/office/word/2023/wordml/word16du" xmlns:w16sdtdh="http://schemas.microsoft.com/office/word/2020/wordml/sdtdatahash" xmlns:w16sdtfl="http://schemas.microsoft.com/office/word/2024/wordml/sdtformatlock" xmlns:w16se="http://schemas.microsoft.com/office/word/2015/wordml/symex" xmlns:wpg="http://schemas.microsoft.com/office/word/2010/wordprocessingGroup" xmlns:wpi="http://schemas.microsoft.com/office/word/2010/wordprocessingInk" xmlns:wne="http://schemas.microsoft.com/office/word/2006/wordml" xmlns:wps="http://schemas.microsoft.com/office/word/2010/wordprocessingShape" mc:Ignorable="w14 w15 w16se w16cid w16 w16cex w16sdtdh w16sdtfl w16du wp14">
   <w:endnote w:type="separator" w:id="-1">
     <w:p>
       <w:pPr>
@@ -1179,19 +1543,22 @@
 </file>
 
 <file path=word/footer1.xml><?xml version="1.0" encoding="utf-8"?>
-<w:ftr xmlns:wpc="http://schemas.microsoft.com/office/word/2010/wordprocessingCanvas" xmlns:cx="http://schemas.microsoft.com/office/drawing/2014/chartex" xmlns:cx1="http://schemas.microsoft.com/office/drawing/2015/9/8/chartex" xmlns:cx2="http://schemas.microsoft.com/office/drawing/2015/10/21/chartex" xmlns:cx3="http://schemas.microsoft.com/office/drawing/2016/5/9/chartex" xmlns:cx4="http://schemas.microsoft.com/office/drawing/2016/5/10/chartex" xmlns:cx5="http://schemas.microsoft.com/office/drawing/2016/5/11/chartex" xmlns:cx6="http://schemas.microsoft.com/office/drawing/2016/5/12/chartex" xmlns:cx7="http://schemas.microsoft.com/office/drawing/2016/5/13/chartex" xmlns:cx8="http://schemas.microsoft.com/office/drawing/2016/5/14/chartex" xmlns:mc="http://schemas.openxmlformats.org/markup-compatibility/2006" xmlns:aink="http://schemas.microsoft.com/office/drawing/2016/ink" xmlns:am3d="http://schemas.microsoft.com/office/drawing/2017/model3d" xmlns:o="urn:schemas-microsoft-com:office:office" xmlns:oel="http://schemas.microsoft.com/office/2019/extlst" xmlns:r="http://schemas.openxmlformats.org/officeDocument/2006/relationships" xmlns:m="http://schemas.openxmlformats.org/officeDocument/2006/math" xmlns:v="urn:schemas-microsoft-com:vml" xmlns:wp14="http://schemas.microsoft.com/office/word/2010/wordprocessingDrawing" xmlns:wp="http://schemas.openxmlformats.org/drawingml/2006/wordprocessingDrawing" xmlns:w10="urn:schemas-microsoft-com:office:word" xmlns:w="http://schemas.openxmlformats.org/wordprocessingml/2006/main" xmlns:w14="http://schemas.microsoft.com/office/word/2010/wordml" xmlns:w15="http://schemas.microsoft.com/office/word/2012/wordml" xmlns:w16cex="http://schemas.microsoft.com/office/word/2018/wordml/cex" xmlns:w16cid="http://schemas.microsoft.com/office/word/2016/wordml/cid" xmlns:w16="http://schemas.microsoft.com/office/word/2018/wordml" xmlns:w16du="http://schemas.microsoft.com/office/word/2023/wordml/word16du" xmlns:w16sdtdh="http://schemas.microsoft.com/office/word/2020/wordml/sdtdatahash" xmlns:w16sdtfl="http://schemas.microsoft.com/office/word/2024/wordml/sdtformatlock" xmlns:w16se="http://schemas.microsoft.com/office/word/2015/wordml/symex" xmlns:wpg="http://schemas.microsoft.com/office/word/2010/wordprocessingGroup" xmlns:wpi="http://schemas.microsoft.com/office/word/2010/wordprocessingInk" xmlns:wne="http://schemas.microsoft.com/office/word/2006/wordml" xmlns:wps="http://schemas.microsoft.com/office/word/2010/wordprocessingShape" mc:Ignorable="w14 w15 w16se w16cid w16 w16cex w16sdtdh w16sdtfl w16du wp14">
+<w:ftr xmlns:m="http://schemas.openxmlformats.org/officeDocument/2006/math" xmlns:mc="http://schemas.openxmlformats.org/markup-compatibility/2006" xmlns:mo="http://schemas.microsoft.com/office/mac/office/2008/main" xmlns:mv="urn:schemas-microsoft-com:mac:vml" xmlns:o="urn:schemas-microsoft-com:office:office" xmlns:r="http://schemas.openxmlformats.org/officeDocument/2006/relationships" xmlns:v="urn:schemas-microsoft-com:vml" xmlns:w10="urn:schemas-microsoft-com:office:word" xmlns:w14="http://schemas.microsoft.com/office/word/2010/wordml" xmlns:w="http://schemas.openxmlformats.org/wordprocessingml/2006/main" xmlns:wne="http://schemas.microsoft.com/office/word/2006/wordml" xmlns:wp14="http://schemas.microsoft.com/office/word/2010/wordprocessingDrawing" xmlns:wp="http://schemas.openxmlformats.org/drawingml/2006/wordprocessingDrawing" xmlns:wpc="http://schemas.microsoft.com/office/word/2010/wordprocessingCanvas" xmlns:wpg="http://schemas.microsoft.com/office/word/2010/wordprocessingGroup" xmlns:wpi="http://schemas.microsoft.com/office/word/2010/wordprocessingInk" xmlns:wps="http://schemas.microsoft.com/office/word/2010/wordprocessingShape" mc:Ignorable="w14 wp14">
   <w:p>
     <w:pPr>
-      <w:spacing w:after="0" w:line="240" w:lineRule="auto"/>
+      <w:spacing w:line="240" w:lineRule="auto" w:before="0" w:after="0"/>
+      <w:jc w:val="left"/>
     </w:pPr>
     <w:r>
       <w:rPr>
+        <w:rFonts w:ascii="Aptos" w:hAnsi="Aptos" w:eastAsia="Aptos" w:cs="Aptos"/>
         <w:sz w:val="18"/>
       </w:rPr>
       <w:t xml:space="preserve">From J.M. Larson and H.L. Stedge, </w:t>
     </w:r>
     <w:r>
       <w:rPr>
+        <w:rFonts w:ascii="Aptos" w:hAnsi="Aptos" w:eastAsia="Aptos" w:cs="Aptos"/>
         <w:i/>
         <w:sz w:val="18"/>
       </w:rPr>
@@ -1199,6 +1566,7 @@
     </w:r>
     <w:r>
       <w:rPr>
+        <w:rFonts w:ascii="Aptos" w:hAnsi="Aptos" w:eastAsia="Aptos" w:cs="Aptos"/>
         <w:sz w:val="18"/>
       </w:rPr>
       <w:t xml:space="preserve"> (Human Kinetics, 2027).</w:t>
@@ -1208,7 +1576,7 @@
 </file>
 
 <file path=word/footnotes.xml><?xml version="1.0" encoding="utf-8"?>
-<w:footnotes xmlns:wpc="http://schemas.microsoft.com/office/word/2010/wordprocessingCanvas" xmlns:cx="http://schemas.microsoft.com/office/drawing/2014/chartex" xmlns:cx1="http://schemas.microsoft.com/office/drawing/2015/9/8/chartex" xmlns:cx2="http://schemas.microsoft.com/office/drawing/2015/10/21/chartex" xmlns:cx3="http://schemas.microsoft.com/office/drawing/2016/5/9/chartex" xmlns:cx4="http://schemas.microsoft.com/office/drawing/2016/5/10/chartex" xmlns:cx5="http://schemas.microsoft.com/office/drawing/2016/5/11/chartex" xmlns:cx6="http://schemas.microsoft.com/office/drawing/2016/5/12/chartex" xmlns:cx7="http://schemas.microsoft.com/office/drawing/2016/5/13/chartex" xmlns:cx8="http://schemas.microsoft.com/office/drawing/2016/5/14/chartex" xmlns:mc="http://schemas.openxmlformats.org/markup-compatibility/2006" xmlns:aink="http://schemas.microsoft.com/office/drawing/2016/ink" xmlns:am3d="http://schemas.microsoft.com/office/drawing/2017/model3d" xmlns:o="urn:schemas-microsoft-com:office:office" xmlns:oel="http://schemas.microsoft.com/office/2019/extlst" xmlns:r="http://schemas.openxmlformats.org/officeDocument/2006/relationships" xmlns:m="http://schemas.openxmlformats.org/officeDocument/2006/math" xmlns:v="urn:schemas-microsoft-com:vml" xmlns:wp14="http://schemas.microsoft.com/office/word/2010/wordprocessingDrawing" xmlns:wp="http://schemas.openxmlformats.org/drawingml/2006/wordprocessingDrawing" xmlns:w10="urn:schemas-microsoft-com:office:word" xmlns:w="http://schemas.openxmlformats.org/wordprocessingml/2006/main" xmlns:w14="http://schemas.microsoft.com/office/word/2010/wordml" xmlns:w15="http://schemas.microsoft.com/office/word/2012/wordml" xmlns:w16cex="http://schemas.microsoft.com/office/word/2018/wordml/cex" xmlns:w16cid="http://schemas.microsoft.com/office/word/2016/wordml/cid" xmlns:w16="http://schemas.microsoft.com/office/word/2018/wordml" xmlns:w16du="http://schemas.microsoft.com/office/word/2023/wordml/word16du" xmlns:w16sdtdh="http://schemas.microsoft.com/office/word/2020/wordml/sdtdatahash" xmlns:w16sdtfl="http://schemas.microsoft.com/office/word/2024/wordml/sdtformatlock" xmlns:w16se="http://schemas.microsoft.com/office/word/2015/wordml/symex" xmlns:wpg="http://schemas.microsoft.com/office/word/2010/wordprocessingGroup" xmlns:wpi="http://schemas.microsoft.com/office/word/2010/wordprocessingInk" xmlns:wne="http://schemas.microsoft.com/office/word/2006/wordml" xmlns:wps="http://schemas.microsoft.com/office/word/2010/wordprocessingShape" mc:Ignorable="w14 w15 w16se w16cid w16 w16cex w16sdtdh w16sdtfl w16du wp14">
+<w:footnotes xmlns:wpc="http://schemas.microsoft.com/office/word/2010/wordprocessingCanvas" xmlns:cx="http://schemas.microsoft.com/office/drawing/2014/chartex" xmlns:cx1="http://schemas.microsoft.com/office/drawing/2015/9/8/chartex" xmlns:cx2="http://schemas.microsoft.com/office/drawing/2015/10/21/chartex" xmlns:cx3="http://schemas.microsoft.com/office/drawing/2016/5/9/chartex" xmlns:cx4="http://schemas.microsoft.com/office/drawing/2016/5/10/chartex" xmlns:cx5="http://schemas.microsoft.com/office/drawing/2016/5/11/chartex" xmlns:cx6="http://schemas.microsoft.com/office/drawing/2016/5/12/chartex" xmlns:cx7="http://schemas.microsoft.com/office/drawing/2016/5/13/chartex" xmlns:cx8="http://schemas.microsoft.com/office/drawing/2016/5/14/chartex" xmlns:mc="http://schemas.openxmlformats.org/markup-compatibility/2006" xmlns:aink="http://schemas.microsoft.com/office/drawing/2016/ink" xmlns:am3d="http://schemas.microsoft.com/office/drawing/2017/model3d" xmlns:o="urn:schemas-microsoft-com:office:office" xmlns:oel="http://schemas.microsoft.com/office/2019/extlst" xmlns:r="http://schemas.openxmlformats.org/officeDocument/2006/relationships" xmlns:m="http://schemas.openxmlformats.org/officeDocument/2006/math" xmlns:v="urn:schemas-microsoft-com:vml" xmlns:wp14="http://schemas.microsoft.com/office/word/2010/wordprocessingDrawing" xmlns:wp="http://schemas.openxmlformats.org/drawingml/2006/wordprocessingDrawing" xmlns:w10="urn:schemas-microsoft-com:office:word" xmlns:w="http://schemas.openxmlformats.org/wordprocessingml/2006/main" xmlns:w14="http://schemas.microsoft.com/office/word/2010/wordml" xmlns:w15="http://schemas.microsoft.com/office/word/2012/wordml" xmlns:w16cei="http://schemas.microsoft.com/office/word/2026/wordml/cei" xmlns:w16cex="http://schemas.microsoft.com/office/word/2018/wordml/cex" xmlns:w16cid="http://schemas.microsoft.com/office/word/2016/wordml/cid" xmlns:w16="http://schemas.microsoft.com/office/word/2018/wordml" xmlns:w16du="http://schemas.microsoft.com/office/word/2023/wordml/word16du" xmlns:w16sdtdh="http://schemas.microsoft.com/office/word/2020/wordml/sdtdatahash" xmlns:w16sdtfl="http://schemas.microsoft.com/office/word/2024/wordml/sdtformatlock" xmlns:w16se="http://schemas.microsoft.com/office/word/2015/wordml/symex" xmlns:wpg="http://schemas.microsoft.com/office/word/2010/wordprocessingGroup" xmlns:wpi="http://schemas.microsoft.com/office/word/2010/wordprocessingInk" xmlns:wne="http://schemas.microsoft.com/office/word/2006/wordml" xmlns:wps="http://schemas.microsoft.com/office/word/2010/wordprocessingShape" mc:Ignorable="w14 w15 w16se w16cid w16 w16cex w16sdtdh w16sdtfl w16du wp14">
   <w:footnote w:type="separator" w:id="-1">
     <w:p>
       <w:pPr>
@@ -1233,7 +1601,7 @@
 </file>
 
 <file path=word/numbering.xml><?xml version="1.0" encoding="utf-8"?>
-<w:numbering xmlns:wpc="http://schemas.microsoft.com/office/word/2010/wordprocessingCanvas" xmlns:cx="http://schemas.microsoft.com/office/drawing/2014/chartex" xmlns:cx1="http://schemas.microsoft.com/office/drawing/2015/9/8/chartex" xmlns:cx2="http://schemas.microsoft.com/office/drawing/2015/10/21/chartex" xmlns:cx3="http://schemas.microsoft.com/office/drawing/2016/5/9/chartex" xmlns:cx4="http://schemas.microsoft.com/office/drawing/2016/5/10/chartex" xmlns:cx5="http://schemas.microsoft.com/office/drawing/2016/5/11/chartex" xmlns:cx6="http://schemas.microsoft.com/office/drawing/2016/5/12/chartex" xmlns:cx7="http://schemas.microsoft.com/office/drawing/2016/5/13/chartex" xmlns:cx8="http://schemas.microsoft.com/office/drawing/2016/5/14/chartex" xmlns:mc="http://schemas.openxmlformats.org/markup-compatibility/2006" xmlns:aink="http://schemas.microsoft.com/office/drawing/2016/ink" xmlns:am3d="http://schemas.microsoft.com/office/drawing/2017/model3d" xmlns:o="urn:schemas-microsoft-com:office:office" xmlns:oel="http://schemas.microsoft.com/office/2019/extlst" xmlns:r="http://schemas.openxmlformats.org/officeDocument/2006/relationships" xmlns:m="http://schemas.openxmlformats.org/officeDocument/2006/math" xmlns:v="urn:schemas-microsoft-com:vml" xmlns:wp14="http://schemas.microsoft.com/office/word/2010/wordprocessingDrawing" xmlns:wp="http://schemas.openxmlformats.org/drawingml/2006/wordprocessingDrawing" xmlns:w10="urn:schemas-microsoft-com:office:word" xmlns:w="http://schemas.openxmlformats.org/wordprocessingml/2006/main" xmlns:w14="http://schemas.microsoft.com/office/word/2010/wordml" xmlns:w15="http://schemas.microsoft.com/office/word/2012/wordml" xmlns:w16cex="http://schemas.microsoft.com/office/word/2018/wordml/cex" xmlns:w16cid="http://schemas.microsoft.com/office/word/2016/wordml/cid" xmlns:w16="http://schemas.microsoft.com/office/word/2018/wordml" xmlns:w16du="http://schemas.microsoft.com/office/word/2023/wordml/word16du" xmlns:w16sdtdh="http://schemas.microsoft.com/office/word/2020/wordml/sdtdatahash" xmlns:w16sdtfl="http://schemas.microsoft.com/office/word/2024/wordml/sdtformatlock" xmlns:w16se="http://schemas.microsoft.com/office/word/2015/wordml/symex" xmlns:wpg="http://schemas.microsoft.com/office/word/2010/wordprocessingGroup" xmlns:wpi="http://schemas.microsoft.com/office/word/2010/wordprocessingInk" xmlns:wne="http://schemas.microsoft.com/office/word/2006/wordml" xmlns:wps="http://schemas.microsoft.com/office/word/2010/wordprocessingShape" mc:Ignorable="w14 w15 w16se w16cid w16 w16cex w16sdtdh w16sdtfl w16du wp14">
+<w:numbering xmlns:wpc="http://schemas.microsoft.com/office/word/2010/wordprocessingCanvas" xmlns:cx="http://schemas.microsoft.com/office/drawing/2014/chartex" xmlns:cx1="http://schemas.microsoft.com/office/drawing/2015/9/8/chartex" xmlns:cx2="http://schemas.microsoft.com/office/drawing/2015/10/21/chartex" xmlns:cx3="http://schemas.microsoft.com/office/drawing/2016/5/9/chartex" xmlns:cx4="http://schemas.microsoft.com/office/drawing/2016/5/10/chartex" xmlns:cx5="http://schemas.microsoft.com/office/drawing/2016/5/11/chartex" xmlns:cx6="http://schemas.microsoft.com/office/drawing/2016/5/12/chartex" xmlns:cx7="http://schemas.microsoft.com/office/drawing/2016/5/13/chartex" xmlns:cx8="http://schemas.microsoft.com/office/drawing/2016/5/14/chartex" xmlns:mc="http://schemas.openxmlformats.org/markup-compatibility/2006" xmlns:aink="http://schemas.microsoft.com/office/drawing/2016/ink" xmlns:am3d="http://schemas.microsoft.com/office/drawing/2017/model3d" xmlns:o="urn:schemas-microsoft-com:office:office" xmlns:oel="http://schemas.microsoft.com/office/2019/extlst" xmlns:r="http://schemas.openxmlformats.org/officeDocument/2006/relationships" xmlns:m="http://schemas.openxmlformats.org/officeDocument/2006/math" xmlns:v="urn:schemas-microsoft-com:vml" xmlns:wp14="http://schemas.microsoft.com/office/word/2010/wordprocessingDrawing" xmlns:wp="http://schemas.openxmlformats.org/drawingml/2006/wordprocessingDrawing" xmlns:w10="urn:schemas-microsoft-com:office:word" xmlns:w="http://schemas.openxmlformats.org/wordprocessingml/2006/main" xmlns:w14="http://schemas.microsoft.com/office/word/2010/wordml" xmlns:w15="http://schemas.microsoft.com/office/word/2012/wordml" xmlns:w16cei="http://schemas.microsoft.com/office/word/2026/wordml/cei" xmlns:w16cex="http://schemas.microsoft.com/office/word/2018/wordml/cex" xmlns:w16cid="http://schemas.microsoft.com/office/word/2016/wordml/cid" xmlns:w16="http://schemas.microsoft.com/office/word/2018/wordml" xmlns:w16du="http://schemas.microsoft.com/office/word/2023/wordml/word16du" xmlns:w16sdtdh="http://schemas.microsoft.com/office/word/2020/wordml/sdtdatahash" xmlns:w16sdtfl="http://schemas.microsoft.com/office/word/2024/wordml/sdtformatlock" xmlns:w16se="http://schemas.microsoft.com/office/word/2015/wordml/symex" xmlns:wpg="http://schemas.microsoft.com/office/word/2010/wordprocessingGroup" xmlns:wpi="http://schemas.microsoft.com/office/word/2010/wordprocessingInk" xmlns:wne="http://schemas.microsoft.com/office/word/2006/wordml" xmlns:wps="http://schemas.microsoft.com/office/word/2010/wordprocessingShape" mc:Ignorable="w14 w15 w16se w16cid w16 w16cex w16sdtdh w16sdtfl w16du wp14">
   <w:abstractNum w:abstractNumId="0" w15:restartNumberingAfterBreak="0">
     <w:nsid w:val="C25A4D08"/>
     <w:multiLevelType w:val="hybridMultilevel"/>
@@ -6147,7 +6515,7 @@
       <w:spacing w:after="160" w:line="259" w:lineRule="auto"/>
     </w:pPr>
     <w:rPr>
-      <w:rFonts w:cs="Aptos"/>
+      <w:rFonts w:ascii="Aptos" w:hAnsi="Aptos" w:eastAsia="Aptos" w:cs="Aptos"/>
       <w:kern w:val="2"/>
       <w:sz w:val="22"/>
       <w:szCs w:val="22"/>
